--- a/gestion_escolar/templates/tramites/Plantillas/Word/REINGRESOSINPRELACION.docx
+++ b/gestion_escolar/templates/tramites/Plantillas/Word/REINGRESOSINPRELACION.docx
@@ -521,7 +521,6 @@
               </w:rPr>
               <w:t>{{</w:t>
             </w:r>
-            <w:proofErr w:type="spellStart"/>
             <w:r>
               <w:rPr>
                 <w:rFonts w:ascii="Arial" w:hAnsi="Arial" w:cs="Arial"/>
@@ -531,7 +530,6 @@
               </w:rPr>
               <w:t>Nombre_Titular</w:t>
             </w:r>
-            <w:proofErr w:type="spellEnd"/>
             <w:r>
               <w:rPr>
                 <w:rFonts w:ascii="Arial" w:hAnsi="Arial" w:cs="Arial"/>
@@ -604,7 +602,6 @@
               </w:rPr>
               <w:t>{{</w:t>
             </w:r>
-            <w:proofErr w:type="spellStart"/>
             <w:r>
               <w:rPr>
                 <w:rFonts w:ascii="Arial" w:hAnsi="Arial" w:cs="Arial"/>
@@ -613,7 +610,6 @@
               </w:rPr>
               <w:t>CURP_Titular</w:t>
             </w:r>
-            <w:proofErr w:type="spellEnd"/>
             <w:r>
               <w:rPr>
                 <w:rFonts w:ascii="Arial" w:hAnsi="Arial" w:cs="Arial"/>
@@ -682,7 +678,6 @@
               </w:rPr>
               <w:t>{{</w:t>
             </w:r>
-            <w:proofErr w:type="spellStart"/>
             <w:r>
               <w:rPr>
                 <w:rFonts w:ascii="Arial" w:hAnsi="Arial" w:cs="Arial"/>
@@ -691,7 +686,6 @@
               </w:rPr>
               <w:t>RFC_Titular</w:t>
             </w:r>
-            <w:proofErr w:type="spellEnd"/>
             <w:r>
               <w:rPr>
                 <w:rFonts w:ascii="Arial" w:hAnsi="Arial" w:cs="Arial"/>
@@ -885,7 +879,6 @@
               </w:rPr>
               <w:t>{{</w:t>
             </w:r>
-            <w:proofErr w:type="spellStart"/>
             <w:r>
               <w:rPr>
                 <w:rFonts w:ascii="Arial" w:hAnsi="Arial" w:cs="Arial"/>
@@ -894,7 +887,6 @@
               </w:rPr>
               <w:t>Categoria_Titular</w:t>
             </w:r>
-            <w:proofErr w:type="spellEnd"/>
             <w:r>
               <w:rPr>
                 <w:rFonts w:ascii="Arial" w:hAnsi="Arial" w:cs="Arial"/>
@@ -1026,7 +1018,6 @@
               </w:rPr>
               <w:t>{{</w:t>
             </w:r>
-            <w:proofErr w:type="spellStart"/>
             <w:r>
               <w:rPr>
                 <w:rFonts w:ascii="Arial" w:hAnsi="Arial" w:cs="Arial"/>
@@ -1035,7 +1026,6 @@
               </w:rPr>
               <w:t>Presupuestal_Titular</w:t>
             </w:r>
-            <w:proofErr w:type="spellEnd"/>
             <w:r>
               <w:rPr>
                 <w:rFonts w:ascii="Arial" w:hAnsi="Arial" w:cs="Arial"/>
@@ -1154,7 +1144,6 @@
               </w:rPr>
               <w:t>{{</w:t>
             </w:r>
-            <w:proofErr w:type="spellStart"/>
             <w:r>
               <w:rPr>
                 <w:rFonts w:ascii="Arial" w:hAnsi="Arial" w:cs="Arial"/>
@@ -1163,7 +1152,6 @@
               </w:rPr>
               <w:t>Nombre_CT</w:t>
             </w:r>
-            <w:proofErr w:type="spellEnd"/>
             <w:r>
               <w:rPr>
                 <w:rFonts w:ascii="Arial" w:hAnsi="Arial" w:cs="Arial"/>
@@ -1372,7 +1360,6 @@
               </w:rPr>
               <w:t>{{</w:t>
             </w:r>
-            <w:proofErr w:type="spellStart"/>
             <w:r>
               <w:rPr>
                 <w:rFonts w:ascii="Arial" w:hAnsi="Arial" w:cs="Arial"/>
@@ -1381,7 +1368,6 @@
               </w:rPr>
               <w:t>Clave_CT</w:t>
             </w:r>
-            <w:proofErr w:type="spellEnd"/>
             <w:r>
               <w:rPr>
                 <w:rFonts w:ascii="Arial" w:hAnsi="Arial" w:cs="Arial"/>
@@ -1479,7 +1465,6 @@
               </w:rPr>
               <w:t>{{</w:t>
             </w:r>
-            <w:proofErr w:type="spellStart"/>
             <w:r>
               <w:rPr>
                 <w:rFonts w:ascii="Arial" w:hAnsi="Arial" w:cs="Arial"/>
@@ -1488,7 +1473,6 @@
               </w:rPr>
               <w:t>Z_economica</w:t>
             </w:r>
-            <w:proofErr w:type="spellEnd"/>
             <w:r>
               <w:rPr>
                 <w:rFonts w:ascii="Arial" w:hAnsi="Arial" w:cs="Arial"/>
@@ -1563,7 +1547,6 @@
               </w:rPr>
               <w:t>{{</w:t>
             </w:r>
-            <w:proofErr w:type="spellStart"/>
             <w:r>
               <w:rPr>
                 <w:rFonts w:ascii="Arial" w:hAnsi="Arial" w:cs="Arial"/>
@@ -1572,7 +1555,6 @@
               </w:rPr>
               <w:t>Z_Escolar</w:t>
             </w:r>
-            <w:proofErr w:type="spellEnd"/>
             <w:r>
               <w:rPr>
                 <w:rFonts w:ascii="Arial" w:hAnsi="Arial" w:cs="Arial"/>
@@ -1704,7 +1686,6 @@
               </w:rPr>
               <w:t>{{</w:t>
             </w:r>
-            <w:proofErr w:type="spellStart"/>
             <w:r>
               <w:rPr>
                 <w:rFonts w:ascii="Arial" w:hAnsi="Arial" w:cs="Arial"/>
@@ -1714,7 +1695,6 @@
               </w:rPr>
               <w:t>Domicilio_CT</w:t>
             </w:r>
-            <w:proofErr w:type="spellEnd"/>
             <w:r>
               <w:rPr>
                 <w:rFonts w:ascii="Arial" w:hAnsi="Arial" w:cs="Arial"/>
@@ -1788,7 +1768,6 @@
               </w:rPr>
               <w:t>{{</w:t>
             </w:r>
-            <w:proofErr w:type="spellStart"/>
             <w:r>
               <w:rPr>
                 <w:rFonts w:ascii="Arial" w:hAnsi="Arial" w:cs="Arial"/>
@@ -1797,7 +1776,6 @@
               </w:rPr>
               <w:t>Poblacion</w:t>
             </w:r>
-            <w:proofErr w:type="spellEnd"/>
             <w:r>
               <w:rPr>
                 <w:rFonts w:ascii="Arial" w:hAnsi="Arial" w:cs="Arial"/>
@@ -1935,7 +1913,6 @@
               </w:rPr>
               <w:t>{{</w:t>
             </w:r>
-            <w:proofErr w:type="spellStart"/>
             <w:r>
               <w:rPr>
                 <w:rFonts w:ascii="Arial" w:hAnsi="Arial" w:cs="Arial"/>
@@ -1944,7 +1921,6 @@
               </w:rPr>
               <w:t>T_Movimiento</w:t>
             </w:r>
-            <w:proofErr w:type="spellEnd"/>
             <w:r>
               <w:rPr>
                 <w:rFonts w:ascii="Arial" w:hAnsi="Arial" w:cs="Arial"/>
@@ -2563,7 +2539,6 @@
               </w:rPr>
               <w:t>{{</w:t>
             </w:r>
-            <w:proofErr w:type="spellStart"/>
             <w:r>
               <w:rPr>
                 <w:rFonts w:ascii="Arial" w:hAnsi="Arial" w:cs="Arial"/>
@@ -2572,7 +2547,6 @@
               </w:rPr>
               <w:t>Nombre_Interino</w:t>
             </w:r>
-            <w:proofErr w:type="spellEnd"/>
             <w:r>
               <w:rPr>
                 <w:rFonts w:ascii="Arial" w:hAnsi="Arial" w:cs="Arial"/>
@@ -2649,7 +2623,6 @@
               </w:rPr>
               <w:t>{{</w:t>
             </w:r>
-            <w:proofErr w:type="spellStart"/>
             <w:r>
               <w:rPr>
                 <w:rFonts w:ascii="Arial" w:hAnsi="Arial" w:cs="Arial"/>
@@ -2658,7 +2631,6 @@
               </w:rPr>
               <w:t>CURP_Interino</w:t>
             </w:r>
-            <w:proofErr w:type="spellEnd"/>
             <w:r>
               <w:rPr>
                 <w:rFonts w:ascii="Arial" w:hAnsi="Arial" w:cs="Arial"/>
@@ -2731,7 +2703,6 @@
               </w:rPr>
               <w:t>{{</w:t>
             </w:r>
-            <w:proofErr w:type="spellStart"/>
             <w:r>
               <w:rPr>
                 <w:rFonts w:ascii="Arial" w:hAnsi="Arial" w:cs="Arial"/>
@@ -2740,7 +2711,6 @@
               </w:rPr>
               <w:t>RFC_Interino</w:t>
             </w:r>
-            <w:proofErr w:type="spellEnd"/>
             <w:r>
               <w:rPr>
                 <w:rFonts w:ascii="Arial" w:hAnsi="Arial" w:cs="Arial"/>
@@ -3118,7 +3088,6 @@
               </w:rPr>
               <w:t>{{</w:t>
             </w:r>
-            <w:proofErr w:type="spellStart"/>
             <w:r>
               <w:rPr>
                 <w:rFonts w:ascii="Arial" w:hAnsi="Arial" w:cs="Arial"/>
@@ -3128,7 +3097,6 @@
               </w:rPr>
               <w:t>Dom_Particular</w:t>
             </w:r>
-            <w:proofErr w:type="spellEnd"/>
             <w:r>
               <w:rPr>
                 <w:rFonts w:ascii="Arial" w:hAnsi="Arial" w:cs="Arial"/>
@@ -3243,7 +3211,6 @@
               </w:rPr>
               <w:t>{{</w:t>
             </w:r>
-            <w:proofErr w:type="spellStart"/>
             <w:r>
               <w:rPr>
                 <w:rFonts w:ascii="Arial" w:hAnsi="Arial" w:cs="Arial"/>
@@ -3252,7 +3219,6 @@
               </w:rPr>
               <w:t>Poblacion_Interino</w:t>
             </w:r>
-            <w:proofErr w:type="spellEnd"/>
             <w:r>
               <w:rPr>
                 <w:rFonts w:ascii="Arial" w:hAnsi="Arial" w:cs="Arial"/>
@@ -3293,7 +3259,6 @@
               </w:rPr>
               <w:t>{{</w:t>
             </w:r>
-            <w:proofErr w:type="spellStart"/>
             <w:r>
               <w:rPr>
                 <w:rFonts w:ascii="Arial" w:hAnsi="Arial" w:cs="Arial"/>
@@ -3302,7 +3267,6 @@
               </w:rPr>
               <w:t>Telefono_Interino</w:t>
             </w:r>
-            <w:proofErr w:type="spellEnd"/>
             <w:r>
               <w:rPr>
                 <w:rFonts w:ascii="Arial" w:hAnsi="Arial" w:cs="Arial"/>
@@ -3591,7 +3555,6 @@
               </w:rPr>
               <w:t>{{</w:t>
             </w:r>
-            <w:proofErr w:type="spellStart"/>
             <w:r>
               <w:rPr>
                 <w:rFonts w:ascii="Arial" w:hAnsi="Arial" w:cs="Arial"/>
@@ -3600,7 +3563,6 @@
               </w:rPr>
               <w:t>Presupuestal_Interino</w:t>
             </w:r>
-            <w:proofErr w:type="spellEnd"/>
             <w:r>
               <w:rPr>
                 <w:rFonts w:ascii="Arial" w:hAnsi="Arial" w:cs="Arial"/>
@@ -3853,7 +3815,6 @@
               </w:rPr>
               <w:t>{{</w:t>
             </w:r>
-            <w:proofErr w:type="spellStart"/>
             <w:r>
               <w:rPr>
                 <w:rFonts w:ascii="Arial" w:hAnsi="Arial" w:cs="Arial"/>
@@ -3862,7 +3823,6 @@
               </w:rPr>
               <w:t>Resultado_Alta</w:t>
             </w:r>
-            <w:proofErr w:type="spellEnd"/>
             <w:r>
               <w:rPr>
                 <w:rFonts w:ascii="Arial" w:hAnsi="Arial" w:cs="Arial"/>
@@ -4241,7 +4201,6 @@
               </w:rPr>
               <w:t>{{</w:t>
             </w:r>
-            <w:proofErr w:type="spellStart"/>
             <w:r>
               <w:rPr>
                 <w:rFonts w:ascii="Arial" w:hAnsi="Arial" w:cs="Arial"/>
@@ -4250,7 +4209,6 @@
               </w:rPr>
               <w:t>Clave_CT</w:t>
             </w:r>
-            <w:proofErr w:type="spellEnd"/>
             <w:r>
               <w:rPr>
                 <w:rFonts w:ascii="Arial" w:hAnsi="Arial" w:cs="Arial"/>
@@ -4331,7 +4289,6 @@
               </w:rPr>
               <w:t>{{</w:t>
             </w:r>
-            <w:proofErr w:type="spellStart"/>
             <w:r>
               <w:rPr>
                 <w:rFonts w:ascii="Arial" w:hAnsi="Arial" w:cs="Arial"/>
@@ -4340,7 +4297,6 @@
               </w:rPr>
               <w:t>Z_economica</w:t>
             </w:r>
-            <w:proofErr w:type="spellEnd"/>
             <w:r>
               <w:rPr>
                 <w:rFonts w:ascii="Arial" w:hAnsi="Arial" w:cs="Arial"/>
@@ -4421,7 +4377,6 @@
               </w:rPr>
               <w:t>{{</w:t>
             </w:r>
-            <w:proofErr w:type="spellStart"/>
             <w:r>
               <w:rPr>
                 <w:rFonts w:ascii="Arial" w:hAnsi="Arial" w:cs="Arial"/>
@@ -4430,7 +4385,6 @@
               </w:rPr>
               <w:t>Z_Escolar</w:t>
             </w:r>
-            <w:proofErr w:type="spellEnd"/>
             <w:r>
               <w:rPr>
                 <w:rFonts w:ascii="Arial" w:hAnsi="Arial" w:cs="Arial"/>
@@ -4571,7 +4525,6 @@
               </w:rPr>
               <w:t>{{</w:t>
             </w:r>
-            <w:proofErr w:type="spellStart"/>
             <w:r>
               <w:rPr>
                 <w:rFonts w:ascii="Arial" w:hAnsi="Arial" w:cs="Arial"/>
@@ -4580,7 +4533,6 @@
               </w:rPr>
               <w:t>Nombre_CT</w:t>
             </w:r>
-            <w:proofErr w:type="spellEnd"/>
             <w:r>
               <w:rPr>
                 <w:rFonts w:ascii="Arial" w:hAnsi="Arial" w:cs="Arial"/>
@@ -4660,7 +4612,6 @@
               </w:rPr>
               <w:t>{{</w:t>
             </w:r>
-            <w:proofErr w:type="spellStart"/>
             <w:r>
               <w:rPr>
                 <w:rFonts w:ascii="Arial" w:hAnsi="Arial" w:cs="Arial"/>
@@ -4670,7 +4621,6 @@
               </w:rPr>
               <w:t>Domicilio_CT</w:t>
             </w:r>
-            <w:proofErr w:type="spellEnd"/>
             <w:r>
               <w:rPr>
                 <w:rFonts w:ascii="Arial" w:hAnsi="Arial" w:cs="Arial"/>
@@ -4749,7 +4699,6 @@
               </w:rPr>
               <w:t>{{</w:t>
             </w:r>
-            <w:proofErr w:type="spellStart"/>
             <w:r>
               <w:rPr>
                 <w:rFonts w:ascii="Arial" w:hAnsi="Arial" w:cs="Arial"/>
@@ -4758,7 +4707,6 @@
               </w:rPr>
               <w:t>Poblacion</w:t>
             </w:r>
-            <w:proofErr w:type="spellEnd"/>
             <w:r>
               <w:rPr>
                 <w:rFonts w:ascii="Arial" w:hAnsi="Arial" w:cs="Arial"/>
@@ -4973,23 +4921,7 @@
           <w:sz w:val="20"/>
           <w:szCs w:val="20"/>
         </w:rPr>
-        <w:t xml:space="preserve">Victoria de Durango, </w:t>
-      </w:r>
-      <w:proofErr w:type="spellStart"/>
-      <w:r>
-        <w:rPr>
-          <w:sz w:val="20"/>
-          <w:szCs w:val="20"/>
-        </w:rPr>
-        <w:t>Dgo</w:t>
-      </w:r>
-      <w:proofErr w:type="spellEnd"/>
-      <w:r>
-        <w:rPr>
-          <w:sz w:val="20"/>
-          <w:szCs w:val="20"/>
-        </w:rPr>
-        <w:t xml:space="preserve">., a </w:t>
+        <w:t xml:space="preserve">Victoria de Durango, Dgo., a </w:t>
       </w:r>
       <w:r>
         <w:rPr>
@@ -4998,7 +4930,6 @@
         </w:rPr>
         <w:t>{{</w:t>
       </w:r>
-      <w:proofErr w:type="spellStart"/>
       <w:r>
         <w:rPr>
           <w:sz w:val="20"/>
@@ -5006,7 +4937,6 @@
         </w:rPr>
         <w:t>F_Hoy</w:t>
       </w:r>
-      <w:proofErr w:type="spellEnd"/>
       <w:r>
         <w:rPr>
           <w:sz w:val="20"/>
@@ -5108,23 +5038,13 @@
           <w:szCs w:val="16"/>
         </w:rPr>
       </w:pPr>
-      <w:proofErr w:type="spellStart"/>
       <w:r>
         <w:rPr>
           <w:rFonts w:ascii="Arial" w:hAnsi="Arial" w:cs="Arial"/>
           <w:sz w:val="16"/>
           <w:szCs w:val="16"/>
         </w:rPr>
-        <w:t>Vo</w:t>
-      </w:r>
-      <w:proofErr w:type="spellEnd"/>
-      <w:r>
-        <w:rPr>
-          <w:rFonts w:ascii="Arial" w:hAnsi="Arial" w:cs="Arial"/>
-          <w:sz w:val="16"/>
-          <w:szCs w:val="16"/>
-        </w:rPr>
-        <w:t>. Bo. del Nivel Educativo</w:t>
+        <w:t>Vo. Bo. del Nivel Educativo</w:t>
       </w:r>
     </w:p>
     <w:p>
@@ -5438,31 +5358,7 @@
                 <w:sz w:val="16"/>
                 <w:szCs w:val="16"/>
               </w:rPr>
-              <w:t xml:space="preserve">CATEGORIA HORAS </w:t>
-            </w:r>
-            <w:proofErr w:type="spellStart"/>
-            <w:r>
-              <w:rPr>
-                <w:rFonts w:ascii="Calibri" w:hAnsi="Calibri" w:cs="Calibri"/>
-                <w:b/>
-                <w:bCs/>
-                <w:color w:val="000000"/>
-                <w:sz w:val="16"/>
-                <w:szCs w:val="16"/>
-              </w:rPr>
-              <w:t>ó</w:t>
-            </w:r>
-            <w:proofErr w:type="spellEnd"/>
-            <w:r>
-              <w:rPr>
-                <w:rFonts w:ascii="Calibri" w:hAnsi="Calibri" w:cs="Calibri"/>
-                <w:b/>
-                <w:bCs/>
-                <w:color w:val="000000"/>
-                <w:sz w:val="16"/>
-                <w:szCs w:val="16"/>
-              </w:rPr>
-              <w:t xml:space="preserve"> PLAZA</w:t>
+              <w:t>CATEGORIA HORAS ó PLAZA</w:t>
             </w:r>
           </w:p>
         </w:tc>
@@ -5658,7 +5554,6 @@
               </w:rPr>
               <w:t>{{</w:t>
             </w:r>
-            <w:proofErr w:type="spellStart"/>
             <w:r>
               <w:rPr>
                 <w:rFonts w:ascii="Arial" w:hAnsi="Arial" w:cs="Arial"/>
@@ -5668,7 +5563,6 @@
               </w:rPr>
               <w:t>Nombre_Titular</w:t>
             </w:r>
-            <w:proofErr w:type="spellEnd"/>
             <w:r>
               <w:rPr>
                 <w:rFonts w:ascii="Arial" w:hAnsi="Arial" w:cs="Arial"/>
@@ -5712,7 +5606,6 @@
               </w:rPr>
               <w:t>{{</w:t>
             </w:r>
-            <w:proofErr w:type="spellStart"/>
             <w:r>
               <w:rPr>
                 <w:rFonts w:ascii="Arial" w:hAnsi="Arial" w:cs="Arial"/>
@@ -5721,7 +5614,6 @@
               </w:rPr>
               <w:t>T_Movimiento</w:t>
             </w:r>
-            <w:proofErr w:type="spellEnd"/>
             <w:r>
               <w:rPr>
                 <w:rFonts w:ascii="Arial" w:hAnsi="Arial" w:cs="Arial"/>
@@ -5764,7 +5656,6 @@
               </w:rPr>
               <w:t>{{</w:t>
             </w:r>
-            <w:proofErr w:type="spellStart"/>
             <w:r>
               <w:rPr>
                 <w:rFonts w:ascii="Arial" w:hAnsi="Arial" w:cs="Arial"/>
@@ -5773,7 +5664,6 @@
               </w:rPr>
               <w:t>Clave_CT</w:t>
             </w:r>
-            <w:proofErr w:type="spellEnd"/>
             <w:r>
               <w:rPr>
                 <w:rFonts w:ascii="Arial" w:hAnsi="Arial" w:cs="Arial"/>
@@ -5816,7 +5706,6 @@
               </w:rPr>
               <w:t>{{</w:t>
             </w:r>
-            <w:proofErr w:type="spellStart"/>
             <w:r>
               <w:rPr>
                 <w:rFonts w:ascii="Arial" w:hAnsi="Arial" w:cs="Arial"/>
@@ -5826,7 +5715,6 @@
               </w:rPr>
               <w:t>Funcion_Interino</w:t>
             </w:r>
-            <w:proofErr w:type="spellEnd"/>
             <w:r>
               <w:rPr>
                 <w:rFonts w:ascii="Arial" w:hAnsi="Arial" w:cs="Arial"/>
@@ -5871,7 +5759,6 @@
               </w:rPr>
               <w:t>{{</w:t>
             </w:r>
-            <w:proofErr w:type="spellStart"/>
             <w:r>
               <w:rPr>
                 <w:rFonts w:ascii="Arial" w:hAnsi="Arial" w:cs="Arial"/>
@@ -5881,7 +5768,6 @@
               </w:rPr>
               <w:t>Categoria_Titular</w:t>
             </w:r>
-            <w:proofErr w:type="spellEnd"/>
             <w:r>
               <w:rPr>
                 <w:rFonts w:ascii="Arial" w:hAnsi="Arial" w:cs="Arial"/>
@@ -5922,7 +5808,6 @@
               </w:rPr>
               <w:t>{{</w:t>
             </w:r>
-            <w:proofErr w:type="spellStart"/>
             <w:r>
               <w:rPr>
                 <w:rFonts w:ascii="Arial" w:hAnsi="Arial" w:cs="Arial"/>
@@ -5932,7 +5817,6 @@
               </w:rPr>
               <w:t>Presupuestal_Titular</w:t>
             </w:r>
-            <w:proofErr w:type="spellEnd"/>
             <w:r>
               <w:rPr>
                 <w:rFonts w:ascii="Arial" w:hAnsi="Arial" w:cs="Arial"/>
@@ -8129,31 +8013,7 @@
                 <w:sz w:val="16"/>
                 <w:szCs w:val="16"/>
               </w:rPr>
-              <w:t xml:space="preserve">CATEGORIA HORAS. </w:t>
-            </w:r>
-            <w:proofErr w:type="spellStart"/>
-            <w:r>
-              <w:rPr>
-                <w:rFonts w:asciiTheme="minorHAnsi" w:hAnsiTheme="minorHAnsi" w:cstheme="minorHAnsi"/>
-                <w:b/>
-                <w:bCs/>
-                <w:color w:val="000000"/>
-                <w:sz w:val="16"/>
-                <w:szCs w:val="16"/>
-              </w:rPr>
-              <w:t>ó</w:t>
-            </w:r>
-            <w:proofErr w:type="spellEnd"/>
-            <w:r>
-              <w:rPr>
-                <w:rFonts w:asciiTheme="minorHAnsi" w:hAnsiTheme="minorHAnsi" w:cstheme="minorHAnsi"/>
-                <w:b/>
-                <w:bCs/>
-                <w:color w:val="000000"/>
-                <w:sz w:val="16"/>
-                <w:szCs w:val="16"/>
-              </w:rPr>
-              <w:t xml:space="preserve"> PLAZA</w:t>
+              <w:t>CATEGORIA HORAS. ó PLAZA</w:t>
             </w:r>
           </w:p>
         </w:tc>
@@ -8363,7 +8223,6 @@
               </w:rPr>
               <w:t>{{</w:t>
             </w:r>
-            <w:proofErr w:type="spellStart"/>
             <w:r>
               <w:rPr>
                 <w:rFonts w:ascii="Arial" w:hAnsi="Arial" w:cs="Arial"/>
@@ -8372,7 +8231,6 @@
               </w:rPr>
               <w:t>Nombre_Interino</w:t>
             </w:r>
-            <w:proofErr w:type="spellEnd"/>
             <w:r>
               <w:rPr>
                 <w:rFonts w:ascii="Arial" w:hAnsi="Arial" w:cs="Arial"/>
@@ -8414,7 +8272,6 @@
               </w:rPr>
               <w:t>{{</w:t>
             </w:r>
-            <w:proofErr w:type="spellStart"/>
             <w:r>
               <w:rPr>
                 <w:rFonts w:ascii="Arial" w:hAnsi="Arial" w:cs="Arial"/>
@@ -8423,7 +8280,6 @@
               </w:rPr>
               <w:t>Resultado_Alta</w:t>
             </w:r>
-            <w:proofErr w:type="spellEnd"/>
             <w:r>
               <w:rPr>
                 <w:rFonts w:ascii="Arial" w:hAnsi="Arial" w:cs="Arial"/>
@@ -8476,7 +8332,6 @@
               </w:rPr>
               <w:t>{{</w:t>
             </w:r>
-            <w:proofErr w:type="spellStart"/>
             <w:r>
               <w:rPr>
                 <w:rFonts w:ascii="Arial" w:hAnsi="Arial" w:cs="Arial"/>
@@ -8485,7 +8340,6 @@
               </w:rPr>
               <w:t>Clave_CT</w:t>
             </w:r>
-            <w:proofErr w:type="spellEnd"/>
             <w:r>
               <w:rPr>
                 <w:rFonts w:ascii="Arial" w:hAnsi="Arial" w:cs="Arial"/>
@@ -8528,7 +8382,6 @@
               </w:rPr>
               <w:t>{{</w:t>
             </w:r>
-            <w:proofErr w:type="spellStart"/>
             <w:r>
               <w:rPr>
                 <w:rFonts w:ascii="Arial" w:hAnsi="Arial" w:cs="Arial"/>
@@ -8538,7 +8391,6 @@
               </w:rPr>
               <w:t>Funcion_Interino</w:t>
             </w:r>
-            <w:proofErr w:type="spellEnd"/>
             <w:r>
               <w:rPr>
                 <w:rFonts w:ascii="Arial" w:hAnsi="Arial" w:cs="Arial"/>
@@ -8583,7 +8435,6 @@
               </w:rPr>
               <w:t>{{</w:t>
             </w:r>
-            <w:proofErr w:type="spellStart"/>
             <w:r>
               <w:rPr>
                 <w:rFonts w:ascii="Arial" w:hAnsi="Arial" w:cs="Arial"/>
@@ -8593,7 +8444,6 @@
               </w:rPr>
               <w:t>Categoria_Titular</w:t>
             </w:r>
-            <w:proofErr w:type="spellEnd"/>
             <w:r>
               <w:rPr>
                 <w:rFonts w:ascii="Arial" w:hAnsi="Arial" w:cs="Arial"/>
@@ -8634,7 +8484,6 @@
               </w:rPr>
               <w:t>{{</w:t>
             </w:r>
-            <w:proofErr w:type="spellStart"/>
             <w:r>
               <w:rPr>
                 <w:rFonts w:ascii="Arial" w:hAnsi="Arial" w:cs="Arial"/>
@@ -8644,7 +8493,6 @@
               </w:rPr>
               <w:t>Presupuestal_Interino</w:t>
             </w:r>
-            <w:proofErr w:type="spellEnd"/>
             <w:r>
               <w:rPr>
                 <w:rFonts w:ascii="Arial" w:hAnsi="Arial" w:cs="Arial"/>
@@ -10896,23 +10744,7 @@
           <w:sz w:val="20"/>
           <w:szCs w:val="20"/>
         </w:rPr>
-        <w:t xml:space="preserve">Victoria de Durango, </w:t>
-      </w:r>
-      <w:proofErr w:type="spellStart"/>
-      <w:r>
-        <w:rPr>
-          <w:sz w:val="20"/>
-          <w:szCs w:val="20"/>
-        </w:rPr>
-        <w:t>Dgo</w:t>
-      </w:r>
-      <w:proofErr w:type="spellEnd"/>
-      <w:r>
-        <w:rPr>
-          <w:sz w:val="20"/>
-          <w:szCs w:val="20"/>
-        </w:rPr>
-        <w:t xml:space="preserve">., a </w:t>
+        <w:t xml:space="preserve">Victoria de Durango, Dgo., a </w:t>
       </w:r>
       <w:r>
         <w:rPr>
@@ -10921,7 +10753,6 @@
         </w:rPr>
         <w:t>{{</w:t>
       </w:r>
-      <w:proofErr w:type="spellStart"/>
       <w:r>
         <w:rPr>
           <w:sz w:val="20"/>
@@ -10929,7 +10760,6 @@
         </w:rPr>
         <w:t>F_Hoy</w:t>
       </w:r>
-      <w:proofErr w:type="spellEnd"/>
       <w:r>
         <w:rPr>
           <w:sz w:val="20"/>
@@ -11202,7 +11032,7 @@
               </wp:anchor>
             </w:drawing>
           </mc:Choice>
-          <mc:Fallback xmlns:w16sdtdh="http://schemas.microsoft.com/office/word/2020/wordml/sdtdatahash" xmlns:w16du="http://schemas.microsoft.com/office/word/2023/wordml/word16du" xmlns:w16="http://schemas.microsoft.com/office/word/2018/wordml" xmlns:w16cid="http://schemas.microsoft.com/office/word/2016/wordml/cid" xmlns:w16cex="http://schemas.microsoft.com/office/word/2018/wordml/cex" xmlns:oel="http://schemas.microsoft.com/office/2019/extlst" xmlns:am3d="http://schemas.microsoft.com/office/drawing/2017/model3d" xmlns:aink="http://schemas.microsoft.com/office/drawing/2016/ink" xmlns:cx8="http://schemas.microsoft.com/office/drawing/2016/5/14/chartex" xmlns:cx7="http://schemas.microsoft.com/office/drawing/2016/5/13/chartex" xmlns:cx6="http://schemas.microsoft.com/office/drawing/2016/5/12/chartex" xmlns:cx5="http://schemas.microsoft.com/office/drawing/2016/5/11/chartex" xmlns:cx4="http://schemas.microsoft.com/office/drawing/2016/5/10/chartex" xmlns:cx3="http://schemas.microsoft.com/office/drawing/2016/5/9/chartex" xmlns:cx2="http://schemas.microsoft.com/office/drawing/2015/10/21/chartex" xmlns:cx1="http://schemas.microsoft.com/office/drawing/2015/9/8/chartex">
+          <mc:Fallback xmlns:cx1="http://schemas.microsoft.com/office/drawing/2015/9/8/chartex" xmlns:cx2="http://schemas.microsoft.com/office/drawing/2015/10/21/chartex" xmlns:cx3="http://schemas.microsoft.com/office/drawing/2016/5/9/chartex" xmlns:cx4="http://schemas.microsoft.com/office/drawing/2016/5/10/chartex" xmlns:cx5="http://schemas.microsoft.com/office/drawing/2016/5/11/chartex" xmlns:cx6="http://schemas.microsoft.com/office/drawing/2016/5/12/chartex" xmlns:cx7="http://schemas.microsoft.com/office/drawing/2016/5/13/chartex" xmlns:cx8="http://schemas.microsoft.com/office/drawing/2016/5/14/chartex" xmlns:aink="http://schemas.microsoft.com/office/drawing/2016/ink" xmlns:am3d="http://schemas.microsoft.com/office/drawing/2017/model3d" xmlns:oel="http://schemas.microsoft.com/office/2019/extlst" xmlns:w16cex="http://schemas.microsoft.com/office/word/2018/wordml/cex" xmlns:w16cid="http://schemas.microsoft.com/office/word/2016/wordml/cid" xmlns:w16="http://schemas.microsoft.com/office/word/2018/wordml" xmlns:w16du="http://schemas.microsoft.com/office/word/2023/wordml/word16du" xmlns:w16sdtdh="http://schemas.microsoft.com/office/word/2020/wordml/sdtdatahash">
             <w:pict>
               <v:line w14:anchorId="735A7923" id="Conector recto 66" o:spid="_x0000_s1026" style="position:absolute;flip:y;z-index:251675648;visibility:visible;mso-wrap-style:square;mso-width-percent:0;mso-height-percent:0;mso-wrap-distance-left:9pt;mso-wrap-distance-top:0;mso-wrap-distance-right:9pt;mso-wrap-distance-bottom:0;mso-position-horizontal:absolute;mso-position-horizontal-relative:text;mso-position-vertical:absolute;mso-position-vertical-relative:text;mso-width-percent:0;mso-height-percent:0;mso-width-relative:margin;mso-height-relative:margin" from="-2.65pt,32.25pt" to="260.6pt,32.25pt" o:gfxdata="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" strokecolor="black [3200]" strokeweight=".5pt">
                 <v:stroke joinstyle="miter"/>
@@ -11305,7 +11135,7 @@
               </wp:anchor>
             </w:drawing>
           </mc:Choice>
-          <mc:Fallback xmlns:w16sdtdh="http://schemas.microsoft.com/office/word/2020/wordml/sdtdatahash" xmlns:w16du="http://schemas.microsoft.com/office/word/2023/wordml/word16du" xmlns:w16="http://schemas.microsoft.com/office/word/2018/wordml" xmlns:w16cid="http://schemas.microsoft.com/office/word/2016/wordml/cid" xmlns:w16cex="http://schemas.microsoft.com/office/word/2018/wordml/cex" xmlns:oel="http://schemas.microsoft.com/office/2019/extlst" xmlns:am3d="http://schemas.microsoft.com/office/drawing/2017/model3d" xmlns:aink="http://schemas.microsoft.com/office/drawing/2016/ink" xmlns:cx8="http://schemas.microsoft.com/office/drawing/2016/5/14/chartex" xmlns:cx7="http://schemas.microsoft.com/office/drawing/2016/5/13/chartex" xmlns:cx6="http://schemas.microsoft.com/office/drawing/2016/5/12/chartex" xmlns:cx5="http://schemas.microsoft.com/office/drawing/2016/5/11/chartex" xmlns:cx4="http://schemas.microsoft.com/office/drawing/2016/5/10/chartex" xmlns:cx3="http://schemas.microsoft.com/office/drawing/2016/5/9/chartex" xmlns:cx2="http://schemas.microsoft.com/office/drawing/2015/10/21/chartex" xmlns:cx1="http://schemas.microsoft.com/office/drawing/2015/9/8/chartex">
+          <mc:Fallback xmlns:cx1="http://schemas.microsoft.com/office/drawing/2015/9/8/chartex" xmlns:cx2="http://schemas.microsoft.com/office/drawing/2015/10/21/chartex" xmlns:cx3="http://schemas.microsoft.com/office/drawing/2016/5/9/chartex" xmlns:cx4="http://schemas.microsoft.com/office/drawing/2016/5/10/chartex" xmlns:cx5="http://schemas.microsoft.com/office/drawing/2016/5/11/chartex" xmlns:cx6="http://schemas.microsoft.com/office/drawing/2016/5/12/chartex" xmlns:cx7="http://schemas.microsoft.com/office/drawing/2016/5/13/chartex" xmlns:cx8="http://schemas.microsoft.com/office/drawing/2016/5/14/chartex" xmlns:aink="http://schemas.microsoft.com/office/drawing/2016/ink" xmlns:am3d="http://schemas.microsoft.com/office/drawing/2017/model3d" xmlns:oel="http://schemas.microsoft.com/office/2019/extlst" xmlns:w16cex="http://schemas.microsoft.com/office/word/2018/wordml/cex" xmlns:w16cid="http://schemas.microsoft.com/office/word/2016/wordml/cid" xmlns:w16="http://schemas.microsoft.com/office/word/2018/wordml" xmlns:w16du="http://schemas.microsoft.com/office/word/2023/wordml/word16du" xmlns:w16sdtdh="http://schemas.microsoft.com/office/word/2020/wordml/sdtdatahash">
             <w:pict>
               <v:line w14:anchorId="59822A56" id="Conector recto 67" o:spid="_x0000_s1026" style="position:absolute;z-index:251677696;visibility:visible;mso-wrap-style:square;mso-width-percent:0;mso-height-percent:0;mso-wrap-distance-left:9pt;mso-wrap-distance-top:0;mso-wrap-distance-right:9pt;mso-wrap-distance-bottom:0;mso-position-horizontal:absolute;mso-position-horizontal-relative:text;mso-position-vertical:absolute;mso-position-vertical-relative:text;mso-width-percent:0;mso-height-percent:0;mso-width-relative:margin;mso-height-relative:margin" from="443.15pt,23.4pt" to="656.9pt,24.15pt" o:gfxdata="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" strokecolor="black [3200]" strokeweight=".5pt">
                 <v:stroke joinstyle="miter"/>
@@ -11521,7 +11351,6 @@
         </w:rPr>
         <w:t>{{</w:t>
       </w:r>
-      <w:proofErr w:type="spellStart"/>
       <w:r>
         <w:rPr>
           <w:rFonts w:ascii="Arial" w:hAnsi="Arial" w:cs="Arial"/>
@@ -11531,7 +11360,6 @@
         </w:rPr>
         <w:t>F_OfPres</w:t>
       </w:r>
-      <w:proofErr w:type="spellEnd"/>
       <w:r>
         <w:rPr>
           <w:rFonts w:ascii="Arial" w:hAnsi="Arial" w:cs="Arial"/>
@@ -11683,6 +11511,8 @@
         </w:rPr>
         <w:t>.</w:t>
       </w:r>
+      <w:bookmarkStart w:id="7" w:name="_GoBack"/>
+      <w:bookmarkEnd w:id="7"/>
     </w:p>
     <w:p>
       <w:pPr>
@@ -11765,23 +11595,7 @@
           <w:sz w:val="20"/>
           <w:szCs w:val="20"/>
         </w:rPr>
-        <w:t xml:space="preserve">Victoria de Durango, </w:t>
-      </w:r>
-      <w:proofErr w:type="spellStart"/>
-      <w:r>
-        <w:rPr>
-          <w:sz w:val="20"/>
-          <w:szCs w:val="20"/>
-        </w:rPr>
-        <w:t>Dgo</w:t>
-      </w:r>
-      <w:proofErr w:type="spellEnd"/>
-      <w:r>
-        <w:rPr>
-          <w:sz w:val="20"/>
-          <w:szCs w:val="20"/>
-        </w:rPr>
-        <w:t xml:space="preserve">., a </w:t>
+        <w:t xml:space="preserve">Victoria de Durango, Dgo., a </w:t>
       </w:r>
       <w:r>
         <w:rPr>
@@ -11790,7 +11604,6 @@
         </w:rPr>
         <w:t>{{</w:t>
       </w:r>
-      <w:proofErr w:type="spellStart"/>
       <w:r>
         <w:rPr>
           <w:sz w:val="20"/>
@@ -11798,7 +11611,6 @@
         </w:rPr>
         <w:t>F_Hoy</w:t>
       </w:r>
-      <w:proofErr w:type="spellEnd"/>
       <w:r>
         <w:rPr>
           <w:sz w:val="20"/>
@@ -11858,7 +11670,6 @@
         </w:rPr>
         <w:t>{{</w:t>
       </w:r>
-      <w:proofErr w:type="spellStart"/>
       <w:r>
         <w:rPr>
           <w:rFonts w:ascii="Arial" w:hAnsi="Arial" w:cs="Arial"/>
@@ -11868,7 +11679,6 @@
         </w:rPr>
         <w:t>Nombre_Interino</w:t>
       </w:r>
-      <w:proofErr w:type="spellEnd"/>
       <w:r>
         <w:rPr>
           <w:rFonts w:ascii="Arial" w:hAnsi="Arial" w:cs="Arial"/>
@@ -11931,7 +11741,6 @@
         </w:rPr>
         <w:t>{{</w:t>
       </w:r>
-      <w:proofErr w:type="spellStart"/>
       <w:r>
         <w:rPr>
           <w:rFonts w:ascii="Arial" w:hAnsi="Arial" w:cs="Arial"/>
@@ -11941,7 +11750,6 @@
         </w:rPr>
         <w:t>RFC_Interino</w:t>
       </w:r>
-      <w:proofErr w:type="spellEnd"/>
       <w:r>
         <w:rPr>
           <w:rFonts w:ascii="Arial" w:hAnsi="Arial" w:cs="Arial"/>
@@ -12022,7 +11830,6 @@
         </w:rPr>
         <w:t>{{</w:t>
       </w:r>
-      <w:proofErr w:type="spellStart"/>
       <w:r>
         <w:rPr>
           <w:rFonts w:ascii="Arial" w:hAnsi="Arial" w:cs="Arial"/>
@@ -12032,7 +11839,6 @@
         </w:rPr>
         <w:t>Presupuestal_Interino</w:t>
       </w:r>
-      <w:proofErr w:type="spellEnd"/>
       <w:r>
         <w:rPr>
           <w:rFonts w:ascii="Arial" w:hAnsi="Arial" w:cs="Arial"/>
@@ -12159,7 +11965,6 @@
         </w:rPr>
         <w:t>{{</w:t>
       </w:r>
-      <w:proofErr w:type="spellStart"/>
       <w:r>
         <w:rPr>
           <w:rFonts w:ascii="Arial" w:hAnsi="Arial" w:cs="Arial"/>
@@ -12169,7 +11974,6 @@
         </w:rPr>
         <w:t>Categoria_Titular</w:t>
       </w:r>
-      <w:proofErr w:type="spellEnd"/>
       <w:r>
         <w:rPr>
           <w:rFonts w:ascii="Arial" w:hAnsi="Arial" w:cs="Arial"/>
@@ -12244,7 +12048,6 @@
         </w:rPr>
         <w:t>{{</w:t>
       </w:r>
-      <w:proofErr w:type="spellStart"/>
       <w:r>
         <w:rPr>
           <w:rFonts w:ascii="Arial" w:hAnsi="Arial" w:cs="Arial"/>
@@ -12253,7 +12056,6 @@
         </w:rPr>
         <w:t>Nom_CTCompleto</w:t>
       </w:r>
-      <w:proofErr w:type="spellEnd"/>
       <w:r>
         <w:rPr>
           <w:rFonts w:ascii="Arial" w:hAnsi="Arial" w:cs="Arial"/>
@@ -12294,7 +12096,6 @@
         </w:rPr>
         <w:t>{{</w:t>
       </w:r>
-      <w:proofErr w:type="spellStart"/>
       <w:r>
         <w:rPr>
           <w:rFonts w:ascii="Arial" w:hAnsi="Arial" w:cs="Arial"/>
@@ -12303,7 +12104,6 @@
         </w:rPr>
         <w:t>Clave_CT</w:t>
       </w:r>
-      <w:proofErr w:type="spellEnd"/>
       <w:r>
         <w:rPr>
           <w:rFonts w:ascii="Arial" w:hAnsi="Arial" w:cs="Arial"/>
@@ -12386,7 +12186,6 @@
         </w:rPr>
         <w:t>{{</w:t>
       </w:r>
-      <w:proofErr w:type="spellStart"/>
       <w:r>
         <w:rPr>
           <w:rFonts w:ascii="Arial" w:hAnsi="Arial" w:cs="Arial"/>
@@ -12396,7 +12195,6 @@
         </w:rPr>
         <w:t>Domicilio_CT</w:t>
       </w:r>
-      <w:proofErr w:type="spellEnd"/>
       <w:r>
         <w:rPr>
           <w:rFonts w:ascii="Arial" w:hAnsi="Arial" w:cs="Arial"/>
@@ -12423,7 +12221,6 @@
         </w:rPr>
         <w:t>{{</w:t>
       </w:r>
-      <w:proofErr w:type="spellStart"/>
       <w:r>
         <w:rPr>
           <w:rFonts w:ascii="Arial" w:hAnsi="Arial" w:cs="Arial"/>
@@ -12432,7 +12229,6 @@
         </w:rPr>
         <w:t>Poblacion</w:t>
       </w:r>
-      <w:proofErr w:type="spellEnd"/>
       <w:r>
         <w:rPr>
           <w:rFonts w:ascii="Arial" w:hAnsi="Arial" w:cs="Arial"/>
@@ -12518,7 +12314,6 @@
         </w:rPr>
         <w:t>{{</w:t>
       </w:r>
-      <w:proofErr w:type="spellStart"/>
       <w:r>
         <w:rPr>
           <w:rFonts w:ascii="Arial" w:hAnsi="Arial" w:cs="Arial"/>
@@ -12527,7 +12322,6 @@
         </w:rPr>
         <w:t>Funcion_Interino</w:t>
       </w:r>
-      <w:proofErr w:type="spellEnd"/>
       <w:r>
         <w:rPr>
           <w:rFonts w:ascii="Arial" w:hAnsi="Arial" w:cs="Arial"/>
@@ -12571,25 +12365,7 @@
           <w:sz w:val="20"/>
           <w:szCs w:val="20"/>
         </w:rPr>
-        <w:t xml:space="preserve">Exhortándole para que en esta responsabilidad se desempeñe con entusiasmo y dedicación   y al tomar posesión del cargo, deberá notificarlo por escrito a estas oficinas no excediendo de 72 </w:t>
-      </w:r>
-      <w:proofErr w:type="spellStart"/>
-      <w:r>
-        <w:rPr>
-          <w:rFonts w:ascii="Arial" w:hAnsi="Arial" w:cs="Arial"/>
-          <w:sz w:val="20"/>
-          <w:szCs w:val="20"/>
-        </w:rPr>
-        <w:t>Hrs</w:t>
-      </w:r>
-      <w:proofErr w:type="spellEnd"/>
-      <w:r>
-        <w:rPr>
-          <w:rFonts w:ascii="Arial" w:hAnsi="Arial" w:cs="Arial"/>
-          <w:sz w:val="20"/>
-          <w:szCs w:val="20"/>
-        </w:rPr>
-        <w:t>., con el visto bueno de la autoridad inmediata superior.</w:t>
+        <w:t>Exhortándole para que en esta responsabilidad se desempeñe con entusiasmo y dedicación   y al tomar posesión del cargo, deberá notificarlo por escrito a estas oficinas no excediendo de 72 Hrs., con el visto bueno de la autoridad inmediata superior.</w:t>
       </w:r>
     </w:p>
     <w:p>
@@ -12644,7 +12420,6 @@
         </w:rPr>
         <w:t>{{</w:t>
       </w:r>
-      <w:proofErr w:type="spellStart"/>
       <w:r>
         <w:rPr>
           <w:rFonts w:ascii="Arial" w:hAnsi="Arial" w:cs="Arial"/>
@@ -12653,7 +12428,6 @@
         </w:rPr>
         <w:t>T_Movimiento</w:t>
       </w:r>
-      <w:proofErr w:type="spellEnd"/>
       <w:r>
         <w:rPr>
           <w:rFonts w:ascii="Arial" w:hAnsi="Arial" w:cs="Arial"/>
@@ -12702,7 +12476,6 @@
         </w:rPr>
         <w:t>{{</w:t>
       </w:r>
-      <w:proofErr w:type="spellStart"/>
       <w:r>
         <w:rPr>
           <w:rFonts w:ascii="Arial" w:hAnsi="Arial" w:cs="Arial"/>
@@ -12711,7 +12484,6 @@
         </w:rPr>
         <w:t>Nombre_Titular</w:t>
       </w:r>
-      <w:proofErr w:type="spellEnd"/>
       <w:r>
         <w:rPr>
           <w:rFonts w:ascii="Arial" w:hAnsi="Arial" w:cs="Arial"/>
@@ -13008,22 +12780,13 @@
           <w:szCs w:val="16"/>
         </w:rPr>
       </w:pPr>
-      <w:proofErr w:type="spellStart"/>
       <w:proofErr w:type="gramStart"/>
       <w:r>
         <w:rPr>
           <w:sz w:val="16"/>
           <w:szCs w:val="16"/>
         </w:rPr>
-        <w:t>c.c.p.:C</w:t>
-      </w:r>
-      <w:proofErr w:type="spellEnd"/>
-      <w:r>
-        <w:rPr>
-          <w:sz w:val="16"/>
-          <w:szCs w:val="16"/>
-        </w:rPr>
-        <w:t>.</w:t>
+        <w:t>c.c.p.:C.</w:t>
       </w:r>
       <w:proofErr w:type="gramEnd"/>
       <w:r>
@@ -13069,38 +12832,27 @@
           <w:szCs w:val="16"/>
         </w:rPr>
       </w:pPr>
-      <w:proofErr w:type="spellStart"/>
       <w:r>
         <w:rPr>
           <w:sz w:val="16"/>
           <w:szCs w:val="16"/>
         </w:rPr>
-        <w:t>c.c.p</w:t>
-      </w:r>
-      <w:proofErr w:type="spellEnd"/>
+        <w:t>c.c.p. C.</w:t>
+      </w:r>
       <w:r>
         <w:rPr>
           <w:sz w:val="16"/>
           <w:szCs w:val="16"/>
         </w:rPr>
-        <w:t>. C.</w:t>
+        <w:t>{{</w:t>
       </w:r>
       <w:r>
         <w:rPr>
           <w:sz w:val="16"/>
           <w:szCs w:val="16"/>
         </w:rPr>
-        <w:t>{{</w:t>
-      </w:r>
-      <w:proofErr w:type="spellStart"/>
-      <w:r>
-        <w:rPr>
-          <w:sz w:val="16"/>
-          <w:szCs w:val="16"/>
-        </w:rPr>
         <w:t>P_Sup</w:t>
       </w:r>
-      <w:proofErr w:type="spellEnd"/>
       <w:proofErr w:type="gramStart"/>
       <w:r>
         <w:rPr>
@@ -13167,22 +12919,13 @@
           <w:szCs w:val="16"/>
         </w:rPr>
       </w:pPr>
-      <w:proofErr w:type="spellStart"/>
       <w:proofErr w:type="gramStart"/>
       <w:r>
         <w:rPr>
           <w:sz w:val="16"/>
           <w:szCs w:val="16"/>
         </w:rPr>
-        <w:t>c.c.p.:C</w:t>
-      </w:r>
-      <w:proofErr w:type="spellEnd"/>
-      <w:r>
-        <w:rPr>
-          <w:sz w:val="16"/>
-          <w:szCs w:val="16"/>
-        </w:rPr>
-        <w:t>.</w:t>
+        <w:t>c.c.p.:C.</w:t>
       </w:r>
       <w:proofErr w:type="gramEnd"/>
       <w:r>
@@ -13201,7 +12944,6 @@
         </w:rPr>
         <w:t>{{</w:t>
       </w:r>
-      <w:proofErr w:type="spellStart"/>
       <w:r>
         <w:rPr>
           <w:sz w:val="16"/>
@@ -13210,7 +12952,6 @@
         </w:rPr>
         <w:t>P_Dir</w:t>
       </w:r>
-      <w:proofErr w:type="spellEnd"/>
       <w:r>
         <w:rPr>
           <w:sz w:val="16"/>
@@ -13262,21 +13003,12 @@
           <w:szCs w:val="16"/>
         </w:rPr>
       </w:pPr>
-      <w:proofErr w:type="spellStart"/>
       <w:r>
         <w:rPr>
           <w:sz w:val="16"/>
           <w:szCs w:val="16"/>
         </w:rPr>
-        <w:t>c.c.p</w:t>
-      </w:r>
-      <w:proofErr w:type="spellEnd"/>
-      <w:r>
-        <w:rPr>
-          <w:sz w:val="16"/>
-          <w:szCs w:val="16"/>
-        </w:rPr>
-        <w:t>.   MINUTARIO.</w:t>
+        <w:t>c.c.p.   MINUTARIO.</w:t>
       </w:r>
     </w:p>
     <w:p>
@@ -13315,8 +13047,6 @@
         </w:rPr>
         <w:t>{{quienlohizo}}</w:t>
       </w:r>
-      <w:bookmarkStart w:id="7" w:name="_GoBack"/>
-      <w:bookmarkEnd w:id="7"/>
     </w:p>
     <w:p>
       <w:pPr>
@@ -13603,7 +13333,6 @@
               </w:rPr>
               <w:t>{{</w:t>
             </w:r>
-            <w:proofErr w:type="spellStart"/>
             <w:r>
               <w:rPr>
                 <w:rFonts w:ascii="Arial" w:hAnsi="Arial" w:cs="Arial"/>
@@ -13612,7 +13341,6 @@
               </w:rPr>
               <w:t>Nombre_Interino</w:t>
             </w:r>
-            <w:proofErr w:type="spellEnd"/>
             <w:r>
               <w:rPr>
                 <w:rFonts w:ascii="Arial" w:hAnsi="Arial" w:cs="Arial"/>
@@ -13654,7 +13382,6 @@
               </w:rPr>
               <w:t>{{</w:t>
             </w:r>
-            <w:proofErr w:type="spellStart"/>
             <w:r>
               <w:rPr>
                 <w:rFonts w:ascii="Arial" w:hAnsi="Arial" w:cs="Arial"/>
@@ -13664,7 +13391,6 @@
               </w:rPr>
               <w:t>Nombre_Titular</w:t>
             </w:r>
-            <w:proofErr w:type="spellEnd"/>
             <w:r>
               <w:rPr>
                 <w:rFonts w:ascii="Arial" w:hAnsi="Arial" w:cs="Arial"/>
@@ -13705,7 +13431,6 @@
               </w:rPr>
               <w:t>{{</w:t>
             </w:r>
-            <w:proofErr w:type="spellStart"/>
             <w:r>
               <w:rPr>
                 <w:rFonts w:ascii="Arial" w:hAnsi="Arial" w:cs="Arial"/>
@@ -13714,7 +13439,6 @@
               </w:rPr>
               <w:t>T_Movimiento</w:t>
             </w:r>
-            <w:proofErr w:type="spellEnd"/>
             <w:r>
               <w:rPr>
                 <w:rFonts w:ascii="Arial" w:hAnsi="Arial" w:cs="Arial"/>
@@ -14535,7 +14259,7 @@
               </wp:anchor>
             </w:drawing>
           </mc:Choice>
-          <mc:Fallback xmlns:w16sdtdh="http://schemas.microsoft.com/office/word/2020/wordml/sdtdatahash" xmlns:w16du="http://schemas.microsoft.com/office/word/2023/wordml/word16du" xmlns:w16="http://schemas.microsoft.com/office/word/2018/wordml" xmlns:w16cid="http://schemas.microsoft.com/office/word/2016/wordml/cid" xmlns:w16cex="http://schemas.microsoft.com/office/word/2018/wordml/cex" xmlns:oel="http://schemas.microsoft.com/office/2019/extlst" xmlns:am3d="http://schemas.microsoft.com/office/drawing/2017/model3d" xmlns:aink="http://schemas.microsoft.com/office/drawing/2016/ink" xmlns:cx8="http://schemas.microsoft.com/office/drawing/2016/5/14/chartex" xmlns:cx7="http://schemas.microsoft.com/office/drawing/2016/5/13/chartex" xmlns:cx6="http://schemas.microsoft.com/office/drawing/2016/5/12/chartex" xmlns:cx5="http://schemas.microsoft.com/office/drawing/2016/5/11/chartex" xmlns:cx4="http://schemas.microsoft.com/office/drawing/2016/5/10/chartex" xmlns:cx3="http://schemas.microsoft.com/office/drawing/2016/5/9/chartex" xmlns:cx2="http://schemas.microsoft.com/office/drawing/2015/10/21/chartex" xmlns:cx1="http://schemas.microsoft.com/office/drawing/2015/9/8/chartex">
+          <mc:Fallback xmlns:cx1="http://schemas.microsoft.com/office/drawing/2015/9/8/chartex" xmlns:cx2="http://schemas.microsoft.com/office/drawing/2015/10/21/chartex" xmlns:cx3="http://schemas.microsoft.com/office/drawing/2016/5/9/chartex" xmlns:cx4="http://schemas.microsoft.com/office/drawing/2016/5/10/chartex" xmlns:cx5="http://schemas.microsoft.com/office/drawing/2016/5/11/chartex" xmlns:cx6="http://schemas.microsoft.com/office/drawing/2016/5/12/chartex" xmlns:cx7="http://schemas.microsoft.com/office/drawing/2016/5/13/chartex" xmlns:cx8="http://schemas.microsoft.com/office/drawing/2016/5/14/chartex" xmlns:aink="http://schemas.microsoft.com/office/drawing/2016/ink" xmlns:am3d="http://schemas.microsoft.com/office/drawing/2017/model3d" xmlns:oel="http://schemas.microsoft.com/office/2019/extlst" xmlns:w16cex="http://schemas.microsoft.com/office/word/2018/wordml/cex" xmlns:w16cid="http://schemas.microsoft.com/office/word/2016/wordml/cid" xmlns:w16="http://schemas.microsoft.com/office/word/2018/wordml" xmlns:w16du="http://schemas.microsoft.com/office/word/2023/wordml/word16du" xmlns:w16sdtdh="http://schemas.microsoft.com/office/word/2020/wordml/sdtdatahash">
             <w:pict>
               <v:line w14:anchorId="3DB20B95" id="Conector recto 9" o:spid="_x0000_s1026" style="position:absolute;flip:y;z-index:251678720;visibility:visible;mso-wrap-style:square;mso-wrap-distance-left:9pt;mso-wrap-distance-top:0;mso-wrap-distance-right:9pt;mso-wrap-distance-bottom:0;mso-position-horizontal:absolute;mso-position-horizontal-relative:text;mso-position-vertical:absolute;mso-position-vertical-relative:text" from="504.35pt,11.2pt" to="618.35pt,11.95pt" o:gfxdata="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" strokecolor="black [3200]" strokeweight=".5pt">
                 <v:stroke joinstyle="miter"/>
@@ -14605,7 +14329,6 @@
         </w:rPr>
         <w:t>{{</w:t>
       </w:r>
-      <w:proofErr w:type="spellStart"/>
       <w:r>
         <w:rPr>
           <w:rFonts w:ascii="Tahoma" w:hAnsi="Tahoma" w:cs="Tahoma"/>
@@ -14616,7 +14339,6 @@
         </w:rPr>
         <w:t>F_Hoy</w:t>
       </w:r>
-      <w:proofErr w:type="spellEnd"/>
       <w:r>
         <w:rPr>
           <w:rFonts w:ascii="Tahoma" w:hAnsi="Tahoma" w:cs="Tahoma"/>
@@ -14784,7 +14506,7 @@
               <v:shape id="_x0000_i1025" type="#_x0000_t75" style="width:82.5pt;height:56.25pt">
                 <v:imagedata r:id="rId1" o:title=""/>
               </v:shape>
-              <o:OLEObject Type="Embed" ProgID="PBrush" ShapeID="_x0000_i1025" DrawAspect="Content" ObjectID="_1821851680" r:id="rId2"/>
+              <o:OLEObject Type="Embed" ProgID="PBrush" ShapeID="_x0000_i1025" DrawAspect="Content" ObjectID="_1829799159" r:id="rId2"/>
             </w:object>
           </w:r>
         </w:p>
@@ -14992,21 +14714,23 @@
     <w:r>
       <w:rPr>
         <w:noProof/>
-        <w:lang w:val="en-US" w:eastAsia="en-US"/>
+        <w:sz w:val="16"/>
+        <w:szCs w:val="16"/>
+        <w:lang w:val="en-US"/>
       </w:rPr>
       <w:drawing>
-        <wp:anchor distT="0" distB="0" distL="114300" distR="114300" simplePos="0" relativeHeight="251670528" behindDoc="1" locked="0" layoutInCell="1" allowOverlap="1" wp14:anchorId="471C0A77" wp14:editId="4EF895BD">
+        <wp:anchor distT="0" distB="0" distL="114300" distR="114300" simplePos="0" relativeHeight="251670528" behindDoc="1" locked="0" layoutInCell="1" allowOverlap="1" wp14:anchorId="02A438FA" wp14:editId="6C88271A">
           <wp:simplePos x="0" y="0"/>
           <wp:positionH relativeFrom="margin">
             <wp:align>center</wp:align>
           </wp:positionH>
           <wp:positionV relativeFrom="paragraph">
-            <wp:posOffset>-210185</wp:posOffset>
+            <wp:posOffset>-238760</wp:posOffset>
           </wp:positionV>
-          <wp:extent cx="7353300" cy="9703727"/>
-          <wp:effectExtent l="0" t="0" r="0" b="0"/>
+          <wp:extent cx="7340279" cy="9498842"/>
+          <wp:effectExtent l="0" t="0" r="0" b="7620"/>
           <wp:wrapNone/>
-          <wp:docPr id="29" name="Imagen 29"/>
+          <wp:docPr id="1196353157" name="Imagen 2"/>
           <wp:cNvGraphicFramePr>
             <a:graphicFrameLocks xmlns:a="http://schemas.openxmlformats.org/drawingml/2006/main" noChangeAspect="1"/>
           </wp:cNvGraphicFramePr>
@@ -15014,11 +14738,11 @@
             <a:graphicData uri="http://schemas.openxmlformats.org/drawingml/2006/picture">
               <pic:pic xmlns:pic="http://schemas.openxmlformats.org/drawingml/2006/picture">
                 <pic:nvPicPr>
-                  <pic:cNvPr id="29" name="membretada oficial SEED 2025 (EDUC ESPECIAL).jpg"/>
+                  <pic:cNvPr id="1196353157" name="Imagen 1196353157"/>
                   <pic:cNvPicPr/>
                 </pic:nvPicPr>
                 <pic:blipFill>
-                  <a:blip r:embed="rId1" cstate="print">
+                  <a:blip r:embed="rId1">
                     <a:extLst>
                       <a:ext uri="{28A0092B-C50C-407E-A947-70E740481C1C}">
                         <a14:useLocalDpi xmlns:a14="http://schemas.microsoft.com/office/drawing/2010/main" val="0"/>
@@ -15032,7 +14756,7 @@
                 <pic:spPr>
                   <a:xfrm>
                     <a:off x="0" y="0"/>
-                    <a:ext cx="7353300" cy="9703727"/>
+                    <a:ext cx="7340279" cy="9498842"/>
                   </a:xfrm>
                   <a:prstGeom prst="rect">
                     <a:avLst/>
@@ -15093,7 +14817,7 @@
         <v:shape id="_x0000_s2049" type="#_x0000_t75" style="position:absolute;margin-left:-10.15pt;margin-top:-19.7pt;width:89.25pt;height:63.75pt;z-index:251666432;mso-wrap-style:tight">
           <v:imagedata r:id="rId1" o:title=""/>
         </v:shape>
-        <o:OLEObject Type="Embed" ProgID="PBrush" ShapeID="_x0000_s2049" DrawAspect="Content" ObjectID="_1821851681" r:id="rId2"/>
+        <o:OLEObject Type="Embed" ProgID="PBrush" ShapeID="_x0000_s2049" DrawAspect="Content" ObjectID="_1829799160" r:id="rId2"/>
       </w:object>
     </w:r>
   </w:p>
@@ -16475,7 +16199,7 @@
 </file>
 
 <file path=customXml/itemProps1.xml><?xml version="1.0" encoding="utf-8"?>
-<ds:datastoreItem xmlns:ds="http://schemas.openxmlformats.org/officeDocument/2006/customXml" ds:itemID="{D726EF55-7C00-4F60-9BC4-DCC813F29438}">
+<ds:datastoreItem xmlns:ds="http://schemas.openxmlformats.org/officeDocument/2006/customXml" ds:itemID="{FA1C63CE-EE98-42A0-A21D-504A8855A384}">
   <ds:schemaRefs>
     <ds:schemaRef ds:uri="http://schemas.openxmlformats.org/officeDocument/2006/bibliography"/>
   </ds:schemaRefs>

--- a/gestion_escolar/templates/tramites/Plantillas/Word/REINGRESOSINPRELACION.docx
+++ b/gestion_escolar/templates/tramites/Plantillas/Word/REINGRESOSINPRELACION.docx
@@ -406,7 +406,7 @@
     </w:p>
     <w:tbl>
       <w:tblPr>
-        <w:tblW w:w="9161" w:type="dxa"/>
+        <w:tblW w:w="9333" w:type="dxa"/>
         <w:tblBorders>
           <w:top w:val="single" w:sz="18" w:space="0" w:color="auto"/>
           <w:left w:val="single" w:sz="18" w:space="0" w:color="auto"/>
@@ -455,7 +455,7 @@
         <w:gridCol w:w="629"/>
         <w:gridCol w:w="91"/>
         <w:gridCol w:w="629"/>
-        <w:gridCol w:w="1171"/>
+        <w:gridCol w:w="1343"/>
       </w:tblGrid>
       <w:tr>
         <w:trPr>
@@ -492,7 +492,7 @@
         </w:tc>
         <w:tc>
           <w:tcPr>
-            <w:tcW w:w="8376" w:type="dxa"/>
+            <w:tcW w:w="8548" w:type="dxa"/>
             <w:gridSpan w:val="34"/>
             <w:tcBorders>
               <w:top w:val="single" w:sz="18" w:space="0" w:color="auto"/>
@@ -521,6 +521,7 @@
               </w:rPr>
               <w:t>{{</w:t>
             </w:r>
+            <w:proofErr w:type="spellStart"/>
             <w:r>
               <w:rPr>
                 <w:rFonts w:ascii="Arial" w:hAnsi="Arial" w:cs="Arial"/>
@@ -530,6 +531,7 @@
               </w:rPr>
               <w:t>Nombre_Titular</w:t>
             </w:r>
+            <w:proofErr w:type="spellEnd"/>
             <w:r>
               <w:rPr>
                 <w:rFonts w:ascii="Arial" w:hAnsi="Arial" w:cs="Arial"/>
@@ -602,6 +604,7 @@
               </w:rPr>
               <w:t>{{</w:t>
             </w:r>
+            <w:proofErr w:type="spellStart"/>
             <w:r>
               <w:rPr>
                 <w:rFonts w:ascii="Arial" w:hAnsi="Arial" w:cs="Arial"/>
@@ -610,6 +613,7 @@
               </w:rPr>
               <w:t>CURP_Titular</w:t>
             </w:r>
+            <w:proofErr w:type="spellEnd"/>
             <w:r>
               <w:rPr>
                 <w:rFonts w:ascii="Arial" w:hAnsi="Arial" w:cs="Arial"/>
@@ -651,7 +655,7 @@
         </w:tc>
         <w:tc>
           <w:tcPr>
-            <w:tcW w:w="4064" w:type="dxa"/>
+            <w:tcW w:w="4236" w:type="dxa"/>
             <w:gridSpan w:val="13"/>
             <w:tcBorders>
               <w:top w:val="single" w:sz="8" w:space="0" w:color="auto"/>
@@ -678,6 +682,7 @@
               </w:rPr>
               <w:t>{{</w:t>
             </w:r>
+            <w:proofErr w:type="spellStart"/>
             <w:r>
               <w:rPr>
                 <w:rFonts w:ascii="Arial" w:hAnsi="Arial" w:cs="Arial"/>
@@ -686,6 +691,7 @@
               </w:rPr>
               <w:t>RFC_Titular</w:t>
             </w:r>
+            <w:proofErr w:type="spellEnd"/>
             <w:r>
               <w:rPr>
                 <w:rFonts w:ascii="Arial" w:hAnsi="Arial" w:cs="Arial"/>
@@ -788,7 +794,7 @@
         </w:tc>
         <w:tc>
           <w:tcPr>
-            <w:tcW w:w="3158" w:type="dxa"/>
+            <w:tcW w:w="3330" w:type="dxa"/>
             <w:gridSpan w:val="7"/>
             <w:tcBorders>
               <w:top w:val="nil"/>
@@ -814,6 +820,32 @@
                 <w:szCs w:val="16"/>
               </w:rPr>
               <w:t xml:space="preserve"> </w:t>
+            </w:r>
+            <w:r>
+              <w:rPr>
+                <w:rFonts w:ascii="Arial" w:hAnsi="Arial" w:cs="Arial"/>
+                <w:sz w:val="16"/>
+                <w:szCs w:val="16"/>
+              </w:rPr>
+              <w:t>{{</w:t>
+            </w:r>
+            <w:proofErr w:type="spellStart"/>
+            <w:r>
+              <w:rPr>
+                <w:rFonts w:ascii="Arial" w:hAnsi="Arial" w:cs="Arial"/>
+                <w:sz w:val="16"/>
+                <w:szCs w:val="16"/>
+              </w:rPr>
+              <w:t>Horas_Categoria</w:t>
+            </w:r>
+            <w:proofErr w:type="spellEnd"/>
+            <w:r>
+              <w:rPr>
+                <w:rFonts w:ascii="Arial" w:hAnsi="Arial" w:cs="Arial"/>
+                <w:sz w:val="16"/>
+                <w:szCs w:val="16"/>
+              </w:rPr>
+              <w:t>}}</w:t>
             </w:r>
           </w:p>
         </w:tc>
@@ -879,6 +911,7 @@
               </w:rPr>
               <w:t>{{</w:t>
             </w:r>
+            <w:proofErr w:type="spellStart"/>
             <w:r>
               <w:rPr>
                 <w:rFonts w:ascii="Arial" w:hAnsi="Arial" w:cs="Arial"/>
@@ -887,6 +920,7 @@
               </w:rPr>
               <w:t>Categoria_Titular</w:t>
             </w:r>
+            <w:proofErr w:type="spellEnd"/>
             <w:r>
               <w:rPr>
                 <w:rFonts w:ascii="Arial" w:hAnsi="Arial" w:cs="Arial"/>
@@ -919,13 +953,13 @@
                 <w:sz w:val="16"/>
                 <w:szCs w:val="16"/>
               </w:rPr>
-              <w:t>Asignatura:</w:t>
-            </w:r>
-          </w:p>
-        </w:tc>
-        <w:tc>
-          <w:tcPr>
-            <w:tcW w:w="3524" w:type="dxa"/>
+              <w:t>Función:</w:t>
+            </w:r>
+          </w:p>
+        </w:tc>
+        <w:tc>
+          <w:tcPr>
+            <w:tcW w:w="3696" w:type="dxa"/>
             <w:gridSpan w:val="8"/>
             <w:tcBorders>
               <w:top w:val="nil"/>
@@ -950,7 +984,25 @@
                 <w:sz w:val="16"/>
                 <w:szCs w:val="16"/>
               </w:rPr>
-              <w:t xml:space="preserve"> </w:t>
+              <w:t>{{</w:t>
+            </w:r>
+            <w:proofErr w:type="spellStart"/>
+            <w:r>
+              <w:rPr>
+                <w:rFonts w:ascii="Arial" w:hAnsi="Arial" w:cs="Arial"/>
+                <w:sz w:val="16"/>
+                <w:szCs w:val="16"/>
+              </w:rPr>
+              <w:t>Funcion_Titular</w:t>
+            </w:r>
+            <w:proofErr w:type="spellEnd"/>
+            <w:r>
+              <w:rPr>
+                <w:rFonts w:ascii="Arial" w:hAnsi="Arial" w:cs="Arial"/>
+                <w:sz w:val="16"/>
+                <w:szCs w:val="16"/>
+              </w:rPr>
+              <w:t>}}</w:t>
             </w:r>
           </w:p>
         </w:tc>
@@ -991,7 +1043,7 @@
         </w:tc>
         <w:tc>
           <w:tcPr>
-            <w:tcW w:w="7304" w:type="dxa"/>
+            <w:tcW w:w="7476" w:type="dxa"/>
             <w:gridSpan w:val="27"/>
             <w:tcBorders>
               <w:top w:val="nil"/>
@@ -1018,6 +1070,7 @@
               </w:rPr>
               <w:t>{{</w:t>
             </w:r>
+            <w:proofErr w:type="spellStart"/>
             <w:r>
               <w:rPr>
                 <w:rFonts w:ascii="Arial" w:hAnsi="Arial" w:cs="Arial"/>
@@ -1026,6 +1079,7 @@
               </w:rPr>
               <w:t>Presupuestal_Titular</w:t>
             </w:r>
+            <w:proofErr w:type="spellEnd"/>
             <w:r>
               <w:rPr>
                 <w:rFonts w:ascii="Arial" w:hAnsi="Arial" w:cs="Arial"/>
@@ -1043,7 +1097,7 @@
         </w:trPr>
         <w:tc>
           <w:tcPr>
-            <w:tcW w:w="9161" w:type="dxa"/>
+            <w:tcW w:w="9333" w:type="dxa"/>
             <w:gridSpan w:val="35"/>
             <w:tcBorders>
               <w:top w:val="nil"/>
@@ -1144,6 +1198,7 @@
               </w:rPr>
               <w:t>{{</w:t>
             </w:r>
+            <w:proofErr w:type="spellStart"/>
             <w:r>
               <w:rPr>
                 <w:rFonts w:ascii="Arial" w:hAnsi="Arial" w:cs="Arial"/>
@@ -1152,6 +1207,7 @@
               </w:rPr>
               <w:t>Nombre_CT</w:t>
             </w:r>
+            <w:proofErr w:type="spellEnd"/>
             <w:r>
               <w:rPr>
                 <w:rFonts w:ascii="Arial" w:hAnsi="Arial" w:cs="Arial"/>
@@ -1268,7 +1324,7 @@
         </w:tc>
         <w:tc>
           <w:tcPr>
-            <w:tcW w:w="1800" w:type="dxa"/>
+            <w:tcW w:w="1972" w:type="dxa"/>
             <w:gridSpan w:val="2"/>
             <w:tcBorders>
               <w:top w:val="single" w:sz="8" w:space="0" w:color="auto"/>
@@ -1294,6 +1350,32 @@
                 <w:szCs w:val="16"/>
               </w:rPr>
               <w:t> </w:t>
+            </w:r>
+            <w:r>
+              <w:rPr>
+                <w:rFonts w:ascii="Arial" w:hAnsi="Arial" w:cs="Arial"/>
+                <w:sz w:val="16"/>
+                <w:szCs w:val="16"/>
+              </w:rPr>
+              <w:t>{{</w:t>
+            </w:r>
+            <w:proofErr w:type="spellStart"/>
+            <w:r>
+              <w:rPr>
+                <w:rFonts w:ascii="Arial" w:hAnsi="Arial" w:cs="Arial"/>
+                <w:sz w:val="16"/>
+                <w:szCs w:val="16"/>
+              </w:rPr>
+              <w:t>Horario_Turno</w:t>
+            </w:r>
+            <w:proofErr w:type="spellEnd"/>
+            <w:r>
+              <w:rPr>
+                <w:rFonts w:ascii="Arial" w:hAnsi="Arial" w:cs="Arial"/>
+                <w:sz w:val="16"/>
+                <w:szCs w:val="16"/>
+              </w:rPr>
+              <w:t>}}</w:t>
             </w:r>
           </w:p>
         </w:tc>
@@ -1360,6 +1442,7 @@
               </w:rPr>
               <w:t>{{</w:t>
             </w:r>
+            <w:proofErr w:type="spellStart"/>
             <w:r>
               <w:rPr>
                 <w:rFonts w:ascii="Arial" w:hAnsi="Arial" w:cs="Arial"/>
@@ -1368,6 +1451,7 @@
               </w:rPr>
               <w:t>Clave_CT</w:t>
             </w:r>
+            <w:proofErr w:type="spellEnd"/>
             <w:r>
               <w:rPr>
                 <w:rFonts w:ascii="Arial" w:hAnsi="Arial" w:cs="Arial"/>
@@ -1465,6 +1549,7 @@
               </w:rPr>
               <w:t>{{</w:t>
             </w:r>
+            <w:proofErr w:type="spellStart"/>
             <w:r>
               <w:rPr>
                 <w:rFonts w:ascii="Arial" w:hAnsi="Arial" w:cs="Arial"/>
@@ -1473,6 +1558,7 @@
               </w:rPr>
               <w:t>Z_economica</w:t>
             </w:r>
+            <w:proofErr w:type="spellEnd"/>
             <w:r>
               <w:rPr>
                 <w:rFonts w:ascii="Arial" w:hAnsi="Arial" w:cs="Arial"/>
@@ -1547,6 +1633,7 @@
               </w:rPr>
               <w:t>{{</w:t>
             </w:r>
+            <w:proofErr w:type="spellStart"/>
             <w:r>
               <w:rPr>
                 <w:rFonts w:ascii="Arial" w:hAnsi="Arial" w:cs="Arial"/>
@@ -1555,6 +1642,7 @@
               </w:rPr>
               <w:t>Z_Escolar</w:t>
             </w:r>
+            <w:proofErr w:type="spellEnd"/>
             <w:r>
               <w:rPr>
                 <w:rFonts w:ascii="Arial" w:hAnsi="Arial" w:cs="Arial"/>
@@ -1593,7 +1681,7 @@
         </w:tc>
         <w:tc>
           <w:tcPr>
-            <w:tcW w:w="1171" w:type="dxa"/>
+            <w:tcW w:w="1343" w:type="dxa"/>
             <w:tcBorders>
               <w:top w:val="nil"/>
               <w:bottom w:val="single" w:sz="8" w:space="0" w:color="auto"/>
@@ -1657,7 +1745,7 @@
         </w:tc>
         <w:tc>
           <w:tcPr>
-            <w:tcW w:w="8194" w:type="dxa"/>
+            <w:tcW w:w="8366" w:type="dxa"/>
             <w:gridSpan w:val="33"/>
             <w:tcBorders>
               <w:top w:val="nil"/>
@@ -1686,6 +1774,7 @@
               </w:rPr>
               <w:t>{{</w:t>
             </w:r>
+            <w:proofErr w:type="spellStart"/>
             <w:r>
               <w:rPr>
                 <w:rFonts w:ascii="Arial" w:hAnsi="Arial" w:cs="Arial"/>
@@ -1695,6 +1784,7 @@
               </w:rPr>
               <w:t>Domicilio_CT</w:t>
             </w:r>
+            <w:proofErr w:type="spellEnd"/>
             <w:r>
               <w:rPr>
                 <w:rFonts w:ascii="Arial" w:hAnsi="Arial" w:cs="Arial"/>
@@ -1768,6 +1858,7 @@
               </w:rPr>
               <w:t>{{</w:t>
             </w:r>
+            <w:proofErr w:type="spellStart"/>
             <w:r>
               <w:rPr>
                 <w:rFonts w:ascii="Arial" w:hAnsi="Arial" w:cs="Arial"/>
@@ -1776,6 +1867,7 @@
               </w:rPr>
               <w:t>Poblacion</w:t>
             </w:r>
+            <w:proofErr w:type="spellEnd"/>
             <w:r>
               <w:rPr>
                 <w:rFonts w:ascii="Arial" w:hAnsi="Arial" w:cs="Arial"/>
@@ -1822,7 +1914,7 @@
         </w:tc>
         <w:tc>
           <w:tcPr>
-            <w:tcW w:w="3694" w:type="dxa"/>
+            <w:tcW w:w="3866" w:type="dxa"/>
             <w:gridSpan w:val="10"/>
             <w:tcBorders>
               <w:top w:val="nil"/>
@@ -1913,6 +2005,7 @@
               </w:rPr>
               <w:t>{{</w:t>
             </w:r>
+            <w:proofErr w:type="spellStart"/>
             <w:r>
               <w:rPr>
                 <w:rFonts w:ascii="Arial" w:hAnsi="Arial" w:cs="Arial"/>
@@ -1921,6 +2014,7 @@
               </w:rPr>
               <w:t>T_Movimiento</w:t>
             </w:r>
+            <w:proofErr w:type="spellEnd"/>
             <w:r>
               <w:rPr>
                 <w:rFonts w:ascii="Arial" w:hAnsi="Arial" w:cs="Arial"/>
@@ -2035,7 +2129,7 @@
         </w:tc>
         <w:tc>
           <w:tcPr>
-            <w:tcW w:w="1891" w:type="dxa"/>
+            <w:tcW w:w="2063" w:type="dxa"/>
             <w:gridSpan w:val="3"/>
             <w:tcBorders>
               <w:top w:val="nil"/>
@@ -2120,7 +2214,7 @@
         </w:tc>
         <w:tc>
           <w:tcPr>
-            <w:tcW w:w="7295" w:type="dxa"/>
+            <w:tcW w:w="7467" w:type="dxa"/>
             <w:gridSpan w:val="26"/>
             <w:tcBorders>
               <w:top w:val="nil"/>
@@ -2158,7 +2252,7 @@
         </w:trPr>
         <w:tc>
           <w:tcPr>
-            <w:tcW w:w="9161" w:type="dxa"/>
+            <w:tcW w:w="9333" w:type="dxa"/>
             <w:gridSpan w:val="35"/>
             <w:tcBorders>
               <w:top w:val="nil"/>
@@ -2360,7 +2454,7 @@
         </w:tc>
         <w:tc>
           <w:tcPr>
-            <w:tcW w:w="3600" w:type="dxa"/>
+            <w:tcW w:w="3772" w:type="dxa"/>
             <w:gridSpan w:val="9"/>
             <w:tcBorders>
               <w:top w:val="single" w:sz="8" w:space="0" w:color="auto"/>
@@ -2437,7 +2531,7 @@
     </w:p>
     <w:tbl>
       <w:tblPr>
-        <w:tblW w:w="9191" w:type="dxa"/>
+        <w:tblW w:w="9323" w:type="dxa"/>
         <w:tblCellMar>
           <w:left w:w="70" w:type="dxa"/>
           <w:right w:w="70" w:type="dxa"/>
@@ -2445,34 +2539,34 @@
         <w:tblLook w:val="0000" w:firstRow="0" w:lastRow="0" w:firstColumn="0" w:lastColumn="0" w:noHBand="0" w:noVBand="0"/>
       </w:tblPr>
       <w:tblGrid>
-        <w:gridCol w:w="801"/>
-        <w:gridCol w:w="172"/>
-        <w:gridCol w:w="172"/>
+        <w:gridCol w:w="771"/>
+        <w:gridCol w:w="171"/>
+        <w:gridCol w:w="171"/>
+        <w:gridCol w:w="171"/>
+        <w:gridCol w:w="169"/>
+        <w:gridCol w:w="110"/>
+        <w:gridCol w:w="231"/>
+        <w:gridCol w:w="992"/>
+        <w:gridCol w:w="163"/>
+        <w:gridCol w:w="340"/>
+        <w:gridCol w:w="723"/>
+        <w:gridCol w:w="113"/>
+        <w:gridCol w:w="316"/>
+        <w:gridCol w:w="323"/>
+        <w:gridCol w:w="634"/>
+        <w:gridCol w:w="211"/>
+        <w:gridCol w:w="95"/>
+        <w:gridCol w:w="531"/>
         <w:gridCol w:w="173"/>
-        <w:gridCol w:w="170"/>
-        <w:gridCol w:w="109"/>
-        <w:gridCol w:w="235"/>
-        <w:gridCol w:w="1033"/>
-        <w:gridCol w:w="164"/>
-        <w:gridCol w:w="350"/>
-        <w:gridCol w:w="751"/>
-        <w:gridCol w:w="112"/>
-        <w:gridCol w:w="325"/>
-        <w:gridCol w:w="332"/>
-        <w:gridCol w:w="658"/>
-        <w:gridCol w:w="214"/>
-        <w:gridCol w:w="93"/>
-        <w:gridCol w:w="550"/>
-        <w:gridCol w:w="175"/>
-        <w:gridCol w:w="172"/>
-        <w:gridCol w:w="574"/>
-        <w:gridCol w:w="153"/>
-        <w:gridCol w:w="265"/>
-        <w:gridCol w:w="83"/>
-        <w:gridCol w:w="106"/>
-        <w:gridCol w:w="784"/>
-        <w:gridCol w:w="232"/>
-        <w:gridCol w:w="365"/>
+        <w:gridCol w:w="171"/>
+        <w:gridCol w:w="554"/>
+        <w:gridCol w:w="152"/>
+        <w:gridCol w:w="259"/>
+        <w:gridCol w:w="86"/>
+        <w:gridCol w:w="108"/>
+        <w:gridCol w:w="116"/>
+        <w:gridCol w:w="1068"/>
+        <w:gridCol w:w="437"/>
       </w:tblGrid>
       <w:tr>
         <w:trPr>
@@ -2511,7 +2605,7 @@
         </w:tc>
         <w:tc>
           <w:tcPr>
-            <w:tcW w:w="8390" w:type="dxa"/>
+            <w:tcW w:w="8522" w:type="dxa"/>
             <w:gridSpan w:val="27"/>
             <w:tcBorders>
               <w:top w:val="single" w:sz="18" w:space="0" w:color="auto"/>
@@ -2539,6 +2633,7 @@
               </w:rPr>
               <w:t>{{</w:t>
             </w:r>
+            <w:proofErr w:type="spellStart"/>
             <w:r>
               <w:rPr>
                 <w:rFonts w:ascii="Arial" w:hAnsi="Arial" w:cs="Arial"/>
@@ -2547,6 +2642,7 @@
               </w:rPr>
               <w:t>Nombre_Interino</w:t>
             </w:r>
+            <w:proofErr w:type="spellEnd"/>
             <w:r>
               <w:rPr>
                 <w:rFonts w:ascii="Arial" w:hAnsi="Arial" w:cs="Arial"/>
@@ -2595,7 +2691,7 @@
         </w:tc>
         <w:tc>
           <w:tcPr>
-            <w:tcW w:w="3735" w:type="dxa"/>
+            <w:tcW w:w="3766" w:type="dxa"/>
             <w:gridSpan w:val="12"/>
             <w:tcBorders>
               <w:top w:val="single" w:sz="4" w:space="0" w:color="auto"/>
@@ -2623,6 +2719,7 @@
               </w:rPr>
               <w:t>{{</w:t>
             </w:r>
+            <w:proofErr w:type="spellStart"/>
             <w:r>
               <w:rPr>
                 <w:rFonts w:ascii="Arial" w:hAnsi="Arial" w:cs="Arial"/>
@@ -2631,6 +2728,7 @@
               </w:rPr>
               <w:t>CURP_Interino</w:t>
             </w:r>
+            <w:proofErr w:type="spellEnd"/>
             <w:r>
               <w:rPr>
                 <w:rFonts w:ascii="Arial" w:hAnsi="Arial" w:cs="Arial"/>
@@ -2643,7 +2741,7 @@
         </w:tc>
         <w:tc>
           <w:tcPr>
-            <w:tcW w:w="897" w:type="dxa"/>
+            <w:tcW w:w="990" w:type="dxa"/>
             <w:gridSpan w:val="2"/>
             <w:tcBorders>
               <w:top w:val="nil"/>
@@ -2675,7 +2773,7 @@
         </w:tc>
         <w:tc>
           <w:tcPr>
-            <w:tcW w:w="3758" w:type="dxa"/>
+            <w:tcW w:w="3766" w:type="dxa"/>
             <w:gridSpan w:val="13"/>
             <w:tcBorders>
               <w:top w:val="single" w:sz="4" w:space="0" w:color="auto"/>
@@ -2703,6 +2801,7 @@
               </w:rPr>
               <w:t>{{</w:t>
             </w:r>
+            <w:proofErr w:type="spellStart"/>
             <w:r>
               <w:rPr>
                 <w:rFonts w:ascii="Arial" w:hAnsi="Arial" w:cs="Arial"/>
@@ -2711,6 +2810,7 @@
               </w:rPr>
               <w:t>RFC_Interino</w:t>
             </w:r>
+            <w:proofErr w:type="spellEnd"/>
             <w:r>
               <w:rPr>
                 <w:rFonts w:ascii="Arial" w:hAnsi="Arial" w:cs="Arial"/>
@@ -2841,7 +2941,7 @@
         </w:tc>
         <w:tc>
           <w:tcPr>
-            <w:tcW w:w="1458" w:type="dxa"/>
+            <w:tcW w:w="1520" w:type="dxa"/>
             <w:gridSpan w:val="4"/>
             <w:tcBorders>
               <w:top w:val="nil"/>
@@ -2873,7 +2973,7 @@
         </w:tc>
         <w:tc>
           <w:tcPr>
-            <w:tcW w:w="596" w:type="dxa"/>
+            <w:tcW w:w="658" w:type="dxa"/>
             <w:tcBorders>
               <w:top w:val="single" w:sz="4" w:space="0" w:color="auto"/>
               <w:left w:val="single" w:sz="4" w:space="0" w:color="auto"/>
@@ -2905,7 +3005,7 @@
         </w:tc>
         <w:tc>
           <w:tcPr>
-            <w:tcW w:w="1926" w:type="dxa"/>
+            <w:tcW w:w="1931" w:type="dxa"/>
             <w:gridSpan w:val="7"/>
             <w:tcBorders>
               <w:top w:val="nil"/>
@@ -2937,7 +3037,7 @@
         </w:tc>
         <w:tc>
           <w:tcPr>
-            <w:tcW w:w="263" w:type="dxa"/>
+            <w:tcW w:w="265" w:type="dxa"/>
             <w:tcBorders>
               <w:top w:val="nil"/>
               <w:left w:val="single" w:sz="4" w:space="0" w:color="auto"/>
@@ -2969,7 +3069,7 @@
         </w:tc>
         <w:tc>
           <w:tcPr>
-            <w:tcW w:w="1569" w:type="dxa"/>
+            <w:tcW w:w="1570" w:type="dxa"/>
             <w:gridSpan w:val="5"/>
             <w:tcBorders>
               <w:top w:val="nil"/>
@@ -3038,7 +3138,7 @@
         </w:tc>
         <w:tc>
           <w:tcPr>
-            <w:tcW w:w="8218" w:type="dxa"/>
+            <w:tcW w:w="8350" w:type="dxa"/>
             <w:gridSpan w:val="26"/>
             <w:tcBorders>
               <w:top w:val="nil"/>
@@ -3088,6 +3188,7 @@
               </w:rPr>
               <w:t>{{</w:t>
             </w:r>
+            <w:proofErr w:type="spellStart"/>
             <w:r>
               <w:rPr>
                 <w:rFonts w:ascii="Arial" w:hAnsi="Arial" w:cs="Arial"/>
@@ -3097,6 +3198,7 @@
               </w:rPr>
               <w:t>Dom_Particular</w:t>
             </w:r>
+            <w:proofErr w:type="spellEnd"/>
             <w:r>
               <w:rPr>
                 <w:rFonts w:ascii="Arial" w:hAnsi="Arial" w:cs="Arial"/>
@@ -3211,6 +3313,7 @@
               </w:rPr>
               <w:t>{{</w:t>
             </w:r>
+            <w:proofErr w:type="spellStart"/>
             <w:r>
               <w:rPr>
                 <w:rFonts w:ascii="Arial" w:hAnsi="Arial" w:cs="Arial"/>
@@ -3219,6 +3322,7 @@
               </w:rPr>
               <w:t>Poblacion_Interino</w:t>
             </w:r>
+            <w:proofErr w:type="spellEnd"/>
             <w:r>
               <w:rPr>
                 <w:rFonts w:ascii="Arial" w:hAnsi="Arial" w:cs="Arial"/>
@@ -3259,6 +3363,7 @@
               </w:rPr>
               <w:t>{{</w:t>
             </w:r>
+            <w:proofErr w:type="spellStart"/>
             <w:r>
               <w:rPr>
                 <w:rFonts w:ascii="Arial" w:hAnsi="Arial" w:cs="Arial"/>
@@ -3267,6 +3372,7 @@
               </w:rPr>
               <w:t>Telefono_Interino</w:t>
             </w:r>
+            <w:proofErr w:type="spellEnd"/>
             <w:r>
               <w:rPr>
                 <w:rFonts w:ascii="Arial" w:hAnsi="Arial" w:cs="Arial"/>
@@ -3279,7 +3385,7 @@
         </w:tc>
         <w:tc>
           <w:tcPr>
-            <w:tcW w:w="1498" w:type="dxa"/>
+            <w:tcW w:w="1622" w:type="dxa"/>
             <w:gridSpan w:val="5"/>
             <w:tcBorders>
               <w:top w:val="nil"/>
@@ -3311,7 +3417,7 @@
         </w:tc>
         <w:tc>
           <w:tcPr>
-            <w:tcW w:w="3451" w:type="dxa"/>
+            <w:tcW w:w="3459" w:type="dxa"/>
             <w:gridSpan w:val="11"/>
             <w:tcBorders>
               <w:top w:val="single" w:sz="4" w:space="0" w:color="auto"/>
@@ -3428,7 +3534,7 @@
         </w:tc>
         <w:tc>
           <w:tcPr>
-            <w:tcW w:w="2160" w:type="dxa"/>
+            <w:tcW w:w="2284" w:type="dxa"/>
             <w:gridSpan w:val="7"/>
             <w:tcBorders>
               <w:top w:val="nil"/>
@@ -3454,13 +3560,13 @@
                 <w:sz w:val="16"/>
                 <w:szCs w:val="16"/>
               </w:rPr>
-              <w:t>Lugar de nacimiento:</w:t>
-            </w:r>
-          </w:p>
-        </w:tc>
-        <w:tc>
-          <w:tcPr>
-            <w:tcW w:w="2901" w:type="dxa"/>
+              <w:t>Horario:</w:t>
+            </w:r>
+          </w:p>
+        </w:tc>
+        <w:tc>
+          <w:tcPr>
+            <w:tcW w:w="2909" w:type="dxa"/>
             <w:gridSpan w:val="10"/>
             <w:tcBorders>
               <w:top w:val="single" w:sz="4" w:space="0" w:color="auto"/>
@@ -3486,7 +3592,33 @@
                 <w:sz w:val="16"/>
                 <w:szCs w:val="16"/>
               </w:rPr>
-              <w:t xml:space="preserve">  </w:t>
+              <w:t> </w:t>
+            </w:r>
+            <w:r>
+              <w:rPr>
+                <w:rFonts w:ascii="Arial" w:hAnsi="Arial" w:cs="Arial"/>
+                <w:sz w:val="16"/>
+                <w:szCs w:val="16"/>
+              </w:rPr>
+              <w:t>{{</w:t>
+            </w:r>
+            <w:proofErr w:type="spellStart"/>
+            <w:r>
+              <w:rPr>
+                <w:rFonts w:ascii="Arial" w:hAnsi="Arial" w:cs="Arial"/>
+                <w:sz w:val="16"/>
+                <w:szCs w:val="16"/>
+              </w:rPr>
+              <w:t>Horario_Turno</w:t>
+            </w:r>
+            <w:proofErr w:type="spellEnd"/>
+            <w:r>
+              <w:rPr>
+                <w:rFonts w:ascii="Arial" w:hAnsi="Arial" w:cs="Arial"/>
+                <w:sz w:val="16"/>
+                <w:szCs w:val="16"/>
+              </w:rPr>
+              <w:t>}}</w:t>
             </w:r>
           </w:p>
         </w:tc>
@@ -3529,7 +3661,7 @@
         </w:tc>
         <w:tc>
           <w:tcPr>
-            <w:tcW w:w="7359" w:type="dxa"/>
+            <w:tcW w:w="7491" w:type="dxa"/>
             <w:gridSpan w:val="21"/>
             <w:tcBorders>
               <w:top w:val="nil"/>
@@ -3555,6 +3687,7 @@
               </w:rPr>
               <w:t>{{</w:t>
             </w:r>
+            <w:proofErr w:type="spellStart"/>
             <w:r>
               <w:rPr>
                 <w:rFonts w:ascii="Arial" w:hAnsi="Arial" w:cs="Arial"/>
@@ -3563,6 +3696,7 @@
               </w:rPr>
               <w:t>Presupuestal_Interino</w:t>
             </w:r>
+            <w:proofErr w:type="spellEnd"/>
             <w:r>
               <w:rPr>
                 <w:rFonts w:ascii="Arial" w:hAnsi="Arial" w:cs="Arial"/>
@@ -3612,7 +3746,7 @@
         </w:tc>
         <w:tc>
           <w:tcPr>
-            <w:tcW w:w="5317" w:type="dxa"/>
+            <w:tcW w:w="5441" w:type="dxa"/>
             <w:gridSpan w:val="16"/>
             <w:tcBorders>
               <w:top w:val="nil"/>
@@ -3644,7 +3778,7 @@
         </w:tc>
         <w:tc>
           <w:tcPr>
-            <w:tcW w:w="2304" w:type="dxa"/>
+            <w:tcW w:w="1643" w:type="dxa"/>
             <w:gridSpan w:val="8"/>
             <w:tcBorders>
               <w:top w:val="nil"/>
@@ -3676,7 +3810,7 @@
         </w:tc>
         <w:tc>
           <w:tcPr>
-            <w:tcW w:w="597" w:type="dxa"/>
+            <w:tcW w:w="1266" w:type="dxa"/>
             <w:gridSpan w:val="2"/>
             <w:tcBorders>
               <w:top w:val="nil"/>
@@ -3696,6 +3830,40 @@
                 <w:szCs w:val="16"/>
               </w:rPr>
             </w:pPr>
+            <w:r>
+              <w:rPr>
+                <w:rFonts w:ascii="Arial" w:hAnsi="Arial" w:cs="Arial"/>
+                <w:sz w:val="16"/>
+                <w:szCs w:val="16"/>
+              </w:rPr>
+              <w:t>{{</w:t>
+            </w:r>
+            <w:proofErr w:type="spellStart"/>
+            <w:r>
+              <w:rPr>
+                <w:rFonts w:ascii="Arial" w:hAnsi="Arial" w:cs="Arial"/>
+                <w:sz w:val="16"/>
+                <w:szCs w:val="16"/>
+              </w:rPr>
+              <w:t>Horas_Categoria</w:t>
+            </w:r>
+            <w:proofErr w:type="spellEnd"/>
+            <w:r>
+              <w:rPr>
+                <w:rFonts w:ascii="Arial" w:hAnsi="Arial" w:cs="Arial"/>
+                <w:sz w:val="16"/>
+                <w:szCs w:val="16"/>
+              </w:rPr>
+              <w:t>}}</w:t>
+            </w:r>
+            <w:r>
+              <w:rPr>
+                <w:rFonts w:ascii="Arial" w:hAnsi="Arial" w:cs="Arial"/>
+                <w:sz w:val="16"/>
+                <w:szCs w:val="16"/>
+              </w:rPr>
+              <w:t xml:space="preserve"> </w:t>
+            </w:r>
             <w:r>
               <w:rPr>
                 <w:rFonts w:ascii="Arial" w:hAnsi="Arial" w:cs="Arial"/>
@@ -3713,7 +3881,7 @@
         </w:trPr>
         <w:tc>
           <w:tcPr>
-            <w:tcW w:w="9191" w:type="dxa"/>
+            <w:tcW w:w="9323" w:type="dxa"/>
             <w:gridSpan w:val="28"/>
             <w:tcBorders>
               <w:top w:val="nil"/>
@@ -3815,6 +3983,7 @@
               </w:rPr>
               <w:t>{{</w:t>
             </w:r>
+            <w:proofErr w:type="spellStart"/>
             <w:r>
               <w:rPr>
                 <w:rFonts w:ascii="Arial" w:hAnsi="Arial" w:cs="Arial"/>
@@ -3823,6 +3992,7 @@
               </w:rPr>
               <w:t>Resultado_Alta</w:t>
             </w:r>
+            <w:proofErr w:type="spellEnd"/>
             <w:r>
               <w:rPr>
                 <w:rFonts w:ascii="Arial" w:hAnsi="Arial" w:cs="Arial"/>
@@ -3835,7 +4005,7 @@
         </w:tc>
         <w:tc>
           <w:tcPr>
-            <w:tcW w:w="1405" w:type="dxa"/>
+            <w:tcW w:w="1529" w:type="dxa"/>
             <w:gridSpan w:val="4"/>
             <w:tcBorders>
               <w:top w:val="nil"/>
@@ -3867,7 +4037,7 @@
         </w:tc>
         <w:tc>
           <w:tcPr>
-            <w:tcW w:w="1560" w:type="dxa"/>
+            <w:tcW w:w="1564" w:type="dxa"/>
             <w:gridSpan w:val="5"/>
             <w:tcBorders>
               <w:top w:val="nil"/>
@@ -3915,7 +4085,7 @@
         </w:tc>
         <w:tc>
           <w:tcPr>
-            <w:tcW w:w="603" w:type="dxa"/>
+            <w:tcW w:w="607" w:type="dxa"/>
             <w:gridSpan w:val="4"/>
             <w:tcBorders>
               <w:top w:val="nil"/>
@@ -4201,6 +4371,7 @@
               </w:rPr>
               <w:t>{{</w:t>
             </w:r>
+            <w:proofErr w:type="spellStart"/>
             <w:r>
               <w:rPr>
                 <w:rFonts w:ascii="Arial" w:hAnsi="Arial" w:cs="Arial"/>
@@ -4209,6 +4380,7 @@
               </w:rPr>
               <w:t>Clave_CT</w:t>
             </w:r>
+            <w:proofErr w:type="spellEnd"/>
             <w:r>
               <w:rPr>
                 <w:rFonts w:ascii="Arial" w:hAnsi="Arial" w:cs="Arial"/>
@@ -4253,7 +4425,7 @@
         </w:tc>
         <w:tc>
           <w:tcPr>
-            <w:tcW w:w="1191" w:type="dxa"/>
+            <w:tcW w:w="1315" w:type="dxa"/>
             <w:gridSpan w:val="3"/>
             <w:tcBorders>
               <w:top w:val="nil"/>
@@ -4289,6 +4461,7 @@
               </w:rPr>
               <w:t>{{</w:t>
             </w:r>
+            <w:proofErr w:type="spellStart"/>
             <w:r>
               <w:rPr>
                 <w:rFonts w:ascii="Arial" w:hAnsi="Arial" w:cs="Arial"/>
@@ -4297,6 +4470,7 @@
               </w:rPr>
               <w:t>Z_economica</w:t>
             </w:r>
+            <w:proofErr w:type="spellEnd"/>
             <w:r>
               <w:rPr>
                 <w:rFonts w:ascii="Arial" w:hAnsi="Arial" w:cs="Arial"/>
@@ -4341,7 +4515,7 @@
         </w:tc>
         <w:tc>
           <w:tcPr>
-            <w:tcW w:w="1067" w:type="dxa"/>
+            <w:tcW w:w="1075" w:type="dxa"/>
             <w:gridSpan w:val="4"/>
             <w:tcBorders>
               <w:top w:val="nil"/>
@@ -4377,6 +4551,7 @@
               </w:rPr>
               <w:t>{{</w:t>
             </w:r>
+            <w:proofErr w:type="spellStart"/>
             <w:r>
               <w:rPr>
                 <w:rFonts w:ascii="Arial" w:hAnsi="Arial" w:cs="Arial"/>
@@ -4385,6 +4560,7 @@
               </w:rPr>
               <w:t>Z_Escolar</w:t>
             </w:r>
+            <w:proofErr w:type="spellEnd"/>
             <w:r>
               <w:rPr>
                 <w:rFonts w:ascii="Arial" w:hAnsi="Arial" w:cs="Arial"/>
@@ -4497,7 +4673,7 @@
         </w:tc>
         <w:tc>
           <w:tcPr>
-            <w:tcW w:w="7873" w:type="dxa"/>
+            <w:tcW w:w="8005" w:type="dxa"/>
             <w:gridSpan w:val="24"/>
             <w:tcBorders>
               <w:top w:val="nil"/>
@@ -4525,6 +4701,7 @@
               </w:rPr>
               <w:t>{{</w:t>
             </w:r>
+            <w:proofErr w:type="spellStart"/>
             <w:r>
               <w:rPr>
                 <w:rFonts w:ascii="Arial" w:hAnsi="Arial" w:cs="Arial"/>
@@ -4533,6 +4710,7 @@
               </w:rPr>
               <w:t>Nombre_CT</w:t>
             </w:r>
+            <w:proofErr w:type="spellEnd"/>
             <w:r>
               <w:rPr>
                 <w:rFonts w:ascii="Arial" w:hAnsi="Arial" w:cs="Arial"/>
@@ -4582,7 +4760,7 @@
         </w:tc>
         <w:tc>
           <w:tcPr>
-            <w:tcW w:w="7873" w:type="dxa"/>
+            <w:tcW w:w="8005" w:type="dxa"/>
             <w:gridSpan w:val="24"/>
             <w:tcBorders>
               <w:top w:val="single" w:sz="4" w:space="0" w:color="auto"/>
@@ -4612,6 +4790,7 @@
               </w:rPr>
               <w:t>{{</w:t>
             </w:r>
+            <w:proofErr w:type="spellStart"/>
             <w:r>
               <w:rPr>
                 <w:rFonts w:ascii="Arial" w:hAnsi="Arial" w:cs="Arial"/>
@@ -4621,6 +4800,7 @@
               </w:rPr>
               <w:t>Domicilio_CT</w:t>
             </w:r>
+            <w:proofErr w:type="spellEnd"/>
             <w:r>
               <w:rPr>
                 <w:rFonts w:ascii="Arial" w:hAnsi="Arial" w:cs="Arial"/>
@@ -4671,7 +4851,7 @@
         </w:tc>
         <w:tc>
           <w:tcPr>
-            <w:tcW w:w="4460" w:type="dxa"/>
+            <w:tcW w:w="4584" w:type="dxa"/>
             <w:gridSpan w:val="13"/>
             <w:tcBorders>
               <w:top w:val="single" w:sz="4" w:space="0" w:color="auto"/>
@@ -4699,6 +4879,7 @@
               </w:rPr>
               <w:t>{{</w:t>
             </w:r>
+            <w:proofErr w:type="spellStart"/>
             <w:r>
               <w:rPr>
                 <w:rFonts w:ascii="Arial" w:hAnsi="Arial" w:cs="Arial"/>
@@ -4707,6 +4888,7 @@
               </w:rPr>
               <w:t>Poblacion</w:t>
             </w:r>
+            <w:proofErr w:type="spellEnd"/>
             <w:r>
               <w:rPr>
                 <w:rFonts w:ascii="Arial" w:hAnsi="Arial" w:cs="Arial"/>
@@ -4759,7 +4941,7 @@
         </w:tc>
         <w:tc>
           <w:tcPr>
-            <w:tcW w:w="2726" w:type="dxa"/>
+            <w:tcW w:w="2734" w:type="dxa"/>
             <w:gridSpan w:val="9"/>
             <w:tcBorders>
               <w:top w:val="single" w:sz="4" w:space="0" w:color="auto"/>
@@ -4796,7 +4978,7 @@
         </w:trPr>
         <w:tc>
           <w:tcPr>
-            <w:tcW w:w="9191" w:type="dxa"/>
+            <w:tcW w:w="9323" w:type="dxa"/>
             <w:gridSpan w:val="28"/>
             <w:tcBorders>
               <w:top w:val="nil"/>
@@ -4921,7 +5103,23 @@
           <w:sz w:val="20"/>
           <w:szCs w:val="20"/>
         </w:rPr>
-        <w:t xml:space="preserve">Victoria de Durango, Dgo., a </w:t>
+        <w:t xml:space="preserve">Victoria de Durango, </w:t>
+      </w:r>
+      <w:proofErr w:type="spellStart"/>
+      <w:r>
+        <w:rPr>
+          <w:sz w:val="20"/>
+          <w:szCs w:val="20"/>
+        </w:rPr>
+        <w:t>Dgo</w:t>
+      </w:r>
+      <w:proofErr w:type="spellEnd"/>
+      <w:r>
+        <w:rPr>
+          <w:sz w:val="20"/>
+          <w:szCs w:val="20"/>
+        </w:rPr>
+        <w:t xml:space="preserve">., a </w:t>
       </w:r>
       <w:r>
         <w:rPr>
@@ -4930,6 +5128,7 @@
         </w:rPr>
         <w:t>{{</w:t>
       </w:r>
+      <w:proofErr w:type="spellStart"/>
       <w:r>
         <w:rPr>
           <w:sz w:val="20"/>
@@ -4937,6 +5136,7 @@
         </w:rPr>
         <w:t>F_Hoy</w:t>
       </w:r>
+      <w:proofErr w:type="spellEnd"/>
       <w:r>
         <w:rPr>
           <w:sz w:val="20"/>
@@ -4949,8 +5149,9 @@
       <w:pPr>
         <w:jc w:val="center"/>
         <w:rPr>
-          <w:sz w:val="20"/>
-          <w:szCs w:val="20"/>
+          <w:b/>
+          <w:sz w:val="18"/>
+          <w:szCs w:val="18"/>
         </w:rPr>
       </w:pPr>
     </w:p>
@@ -4959,10 +5160,26 @@
         <w:jc w:val="center"/>
         <w:rPr>
           <w:b/>
-          <w:sz w:val="18"/>
-          <w:szCs w:val="18"/>
+          <w:sz w:val="16"/>
+          <w:szCs w:val="16"/>
         </w:rPr>
       </w:pPr>
+      <w:r>
+        <w:rPr>
+          <w:b/>
+          <w:sz w:val="16"/>
+          <w:szCs w:val="16"/>
+        </w:rPr>
+        <w:t>DRA. LUZ MARIA DEL PILAR VERGARA MONTELONGO</w:t>
+      </w:r>
+      <w:r>
+        <w:rPr>
+          <w:b/>
+          <w:sz w:val="16"/>
+          <w:szCs w:val="16"/>
+        </w:rPr>
+        <w:t>,</w:t>
+      </w:r>
     </w:p>
     <w:p>
       <w:pPr>
@@ -4971,6 +5188,7 @@
           <w:b/>
           <w:sz w:val="16"/>
           <w:szCs w:val="16"/>
+          <w:u w:val="single"/>
         </w:rPr>
       </w:pPr>
       <w:r>
@@ -4978,73 +5196,56 @@
           <w:b/>
           <w:sz w:val="16"/>
           <w:szCs w:val="16"/>
-        </w:rPr>
-        <w:t>DRA. LUZ MARIA DEL PILAR VERGARA MONTELONGO</w:t>
+          <w:u w:val="single"/>
+        </w:rPr>
+        <w:t>JEFA</w:t>
       </w:r>
       <w:r>
         <w:rPr>
           <w:b/>
           <w:sz w:val="16"/>
           <w:szCs w:val="16"/>
-        </w:rPr>
-        <w:t>,</w:t>
+          <w:u w:val="single"/>
+        </w:rPr>
+        <w:t xml:space="preserve"> DEL DEPARTAMENTO DE EDUCACION </w:t>
+      </w:r>
+      <w:bookmarkEnd w:id="4"/>
+      <w:r>
+        <w:rPr>
+          <w:b/>
+          <w:sz w:val="16"/>
+          <w:szCs w:val="16"/>
+          <w:u w:val="single"/>
+        </w:rPr>
+        <w:t>ESPECIAL</w:t>
       </w:r>
     </w:p>
     <w:p>
       <w:pPr>
         <w:jc w:val="center"/>
         <w:rPr>
-          <w:b/>
-          <w:sz w:val="16"/>
-          <w:szCs w:val="16"/>
-          <w:u w:val="single"/>
-        </w:rPr>
-      </w:pPr>
-      <w:r>
-        <w:rPr>
-          <w:b/>
-          <w:sz w:val="16"/>
-          <w:szCs w:val="16"/>
-          <w:u w:val="single"/>
-        </w:rPr>
-        <w:t>JEFA</w:t>
-      </w:r>
-      <w:r>
-        <w:rPr>
-          <w:b/>
-          <w:sz w:val="16"/>
-          <w:szCs w:val="16"/>
-          <w:u w:val="single"/>
-        </w:rPr>
-        <w:t xml:space="preserve"> DEL DEPARTAMENTO DE EDUCACION </w:t>
-      </w:r>
-      <w:bookmarkEnd w:id="4"/>
-      <w:r>
-        <w:rPr>
-          <w:b/>
-          <w:sz w:val="16"/>
-          <w:szCs w:val="16"/>
-          <w:u w:val="single"/>
-        </w:rPr>
-        <w:t>ESPECIAL</w:t>
-      </w:r>
-    </w:p>
-    <w:p>
-      <w:pPr>
-        <w:jc w:val="center"/>
-        <w:rPr>
           <w:rFonts w:ascii="Arial" w:hAnsi="Arial" w:cs="Arial"/>
           <w:sz w:val="16"/>
           <w:szCs w:val="16"/>
         </w:rPr>
       </w:pPr>
+      <w:proofErr w:type="spellStart"/>
       <w:r>
         <w:rPr>
           <w:rFonts w:ascii="Arial" w:hAnsi="Arial" w:cs="Arial"/>
           <w:sz w:val="16"/>
           <w:szCs w:val="16"/>
         </w:rPr>
-        <w:t>Vo. Bo. del Nivel Educativo</w:t>
+        <w:t>Vo</w:t>
+      </w:r>
+      <w:proofErr w:type="spellEnd"/>
+      <w:r>
+        <w:rPr>
+          <w:rFonts w:ascii="Arial" w:hAnsi="Arial" w:cs="Arial"/>
+          <w:sz w:val="16"/>
+          <w:szCs w:val="16"/>
+        </w:rPr>
+        <w:t>. Bo. del Nivel Educativo</w:t>
       </w:r>
     </w:p>
     <w:p>
@@ -5067,15 +5268,8 @@
           <w:szCs w:val="18"/>
         </w:rPr>
       </w:pPr>
-    </w:p>
-    <w:p>
-      <w:pPr>
-        <w:rPr>
-          <w:rFonts w:ascii="Calibri" w:hAnsi="Calibri" w:cs="Calibri"/>
-          <w:sz w:val="18"/>
-          <w:szCs w:val="18"/>
-        </w:rPr>
-      </w:pPr>
+      <w:bookmarkStart w:id="5" w:name="_GoBack"/>
+      <w:bookmarkEnd w:id="5"/>
     </w:p>
     <w:p>
       <w:pPr>
@@ -11032,7 +11226,7 @@
               </wp:anchor>
             </w:drawing>
           </mc:Choice>
-          <mc:Fallback xmlns:cx1="http://schemas.microsoft.com/office/drawing/2015/9/8/chartex" xmlns:cx2="http://schemas.microsoft.com/office/drawing/2015/10/21/chartex" xmlns:cx3="http://schemas.microsoft.com/office/drawing/2016/5/9/chartex" xmlns:cx4="http://schemas.microsoft.com/office/drawing/2016/5/10/chartex" xmlns:cx5="http://schemas.microsoft.com/office/drawing/2016/5/11/chartex" xmlns:cx6="http://schemas.microsoft.com/office/drawing/2016/5/12/chartex" xmlns:cx7="http://schemas.microsoft.com/office/drawing/2016/5/13/chartex" xmlns:cx8="http://schemas.microsoft.com/office/drawing/2016/5/14/chartex" xmlns:aink="http://schemas.microsoft.com/office/drawing/2016/ink" xmlns:am3d="http://schemas.microsoft.com/office/drawing/2017/model3d" xmlns:oel="http://schemas.microsoft.com/office/2019/extlst" xmlns:w16cex="http://schemas.microsoft.com/office/word/2018/wordml/cex" xmlns:w16cid="http://schemas.microsoft.com/office/word/2016/wordml/cid" xmlns:w16="http://schemas.microsoft.com/office/word/2018/wordml" xmlns:w16du="http://schemas.microsoft.com/office/word/2023/wordml/word16du" xmlns:w16sdtdh="http://schemas.microsoft.com/office/word/2020/wordml/sdtdatahash">
+          <mc:Fallback xmlns:w16sdtdh="http://schemas.microsoft.com/office/word/2020/wordml/sdtdatahash" xmlns:w16du="http://schemas.microsoft.com/office/word/2023/wordml/word16du" xmlns:w16="http://schemas.microsoft.com/office/word/2018/wordml" xmlns:w16cid="http://schemas.microsoft.com/office/word/2016/wordml/cid" xmlns:w16cex="http://schemas.microsoft.com/office/word/2018/wordml/cex" xmlns:oel="http://schemas.microsoft.com/office/2019/extlst" xmlns:am3d="http://schemas.microsoft.com/office/drawing/2017/model3d" xmlns:aink="http://schemas.microsoft.com/office/drawing/2016/ink" xmlns:cx8="http://schemas.microsoft.com/office/drawing/2016/5/14/chartex" xmlns:cx7="http://schemas.microsoft.com/office/drawing/2016/5/13/chartex" xmlns:cx6="http://schemas.microsoft.com/office/drawing/2016/5/12/chartex" xmlns:cx5="http://schemas.microsoft.com/office/drawing/2016/5/11/chartex" xmlns:cx4="http://schemas.microsoft.com/office/drawing/2016/5/10/chartex" xmlns:cx3="http://schemas.microsoft.com/office/drawing/2016/5/9/chartex" xmlns:cx2="http://schemas.microsoft.com/office/drawing/2015/10/21/chartex" xmlns:cx1="http://schemas.microsoft.com/office/drawing/2015/9/8/chartex">
             <w:pict>
               <v:line w14:anchorId="735A7923" id="Conector recto 66" o:spid="_x0000_s1026" style="position:absolute;flip:y;z-index:251675648;visibility:visible;mso-wrap-style:square;mso-width-percent:0;mso-height-percent:0;mso-wrap-distance-left:9pt;mso-wrap-distance-top:0;mso-wrap-distance-right:9pt;mso-wrap-distance-bottom:0;mso-position-horizontal:absolute;mso-position-horizontal-relative:text;mso-position-vertical:absolute;mso-position-vertical-relative:text;mso-width-percent:0;mso-height-percent:0;mso-width-relative:margin;mso-height-relative:margin" from="-2.65pt,32.25pt" to="260.6pt,32.25pt" o:gfxdata="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" strokecolor="black [3200]" strokeweight=".5pt">
                 <v:stroke joinstyle="miter"/>
@@ -11135,7 +11329,7 @@
               </wp:anchor>
             </w:drawing>
           </mc:Choice>
-          <mc:Fallback xmlns:cx1="http://schemas.microsoft.com/office/drawing/2015/9/8/chartex" xmlns:cx2="http://schemas.microsoft.com/office/drawing/2015/10/21/chartex" xmlns:cx3="http://schemas.microsoft.com/office/drawing/2016/5/9/chartex" xmlns:cx4="http://schemas.microsoft.com/office/drawing/2016/5/10/chartex" xmlns:cx5="http://schemas.microsoft.com/office/drawing/2016/5/11/chartex" xmlns:cx6="http://schemas.microsoft.com/office/drawing/2016/5/12/chartex" xmlns:cx7="http://schemas.microsoft.com/office/drawing/2016/5/13/chartex" xmlns:cx8="http://schemas.microsoft.com/office/drawing/2016/5/14/chartex" xmlns:aink="http://schemas.microsoft.com/office/drawing/2016/ink" xmlns:am3d="http://schemas.microsoft.com/office/drawing/2017/model3d" xmlns:oel="http://schemas.microsoft.com/office/2019/extlst" xmlns:w16cex="http://schemas.microsoft.com/office/word/2018/wordml/cex" xmlns:w16cid="http://schemas.microsoft.com/office/word/2016/wordml/cid" xmlns:w16="http://schemas.microsoft.com/office/word/2018/wordml" xmlns:w16du="http://schemas.microsoft.com/office/word/2023/wordml/word16du" xmlns:w16sdtdh="http://schemas.microsoft.com/office/word/2020/wordml/sdtdatahash">
+          <mc:Fallback xmlns:w16sdtdh="http://schemas.microsoft.com/office/word/2020/wordml/sdtdatahash" xmlns:w16du="http://schemas.microsoft.com/office/word/2023/wordml/word16du" xmlns:w16="http://schemas.microsoft.com/office/word/2018/wordml" xmlns:w16cid="http://schemas.microsoft.com/office/word/2016/wordml/cid" xmlns:w16cex="http://schemas.microsoft.com/office/word/2018/wordml/cex" xmlns:oel="http://schemas.microsoft.com/office/2019/extlst" xmlns:am3d="http://schemas.microsoft.com/office/drawing/2017/model3d" xmlns:aink="http://schemas.microsoft.com/office/drawing/2016/ink" xmlns:cx8="http://schemas.microsoft.com/office/drawing/2016/5/14/chartex" xmlns:cx7="http://schemas.microsoft.com/office/drawing/2016/5/13/chartex" xmlns:cx6="http://schemas.microsoft.com/office/drawing/2016/5/12/chartex" xmlns:cx5="http://schemas.microsoft.com/office/drawing/2016/5/11/chartex" xmlns:cx4="http://schemas.microsoft.com/office/drawing/2016/5/10/chartex" xmlns:cx3="http://schemas.microsoft.com/office/drawing/2016/5/9/chartex" xmlns:cx2="http://schemas.microsoft.com/office/drawing/2015/10/21/chartex" xmlns:cx1="http://schemas.microsoft.com/office/drawing/2015/9/8/chartex">
             <w:pict>
               <v:line w14:anchorId="59822A56" id="Conector recto 67" o:spid="_x0000_s1026" style="position:absolute;z-index:251677696;visibility:visible;mso-wrap-style:square;mso-width-percent:0;mso-height-percent:0;mso-wrap-distance-left:9pt;mso-wrap-distance-top:0;mso-wrap-distance-right:9pt;mso-wrap-distance-bottom:0;mso-position-horizontal:absolute;mso-position-horizontal-relative:text;mso-position-vertical:absolute;mso-position-vertical-relative:text;mso-width-percent:0;mso-height-percent:0;mso-width-relative:margin;mso-height-relative:margin" from="443.15pt,23.4pt" to="656.9pt,24.15pt" o:gfxdata="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" strokecolor="black [3200]" strokeweight=".5pt">
                 <v:stroke joinstyle="miter"/>
@@ -11268,7 +11462,7 @@
           <w:szCs w:val="20"/>
         </w:rPr>
       </w:pPr>
-      <w:bookmarkStart w:id="5" w:name="_Hlk180229141"/>
+      <w:bookmarkStart w:id="6" w:name="_Hlk180229141"/>
       <w:r>
         <w:rPr>
           <w:rFonts w:ascii="Arial" w:hAnsi="Arial" w:cs="Arial"/>
@@ -11331,8 +11525,8 @@
         </w:rPr>
         <w:t>OFICIO DEE</w:t>
       </w:r>
-      <w:bookmarkStart w:id="6" w:name="FOLIO"/>
-      <w:bookmarkEnd w:id="6"/>
+      <w:bookmarkStart w:id="7" w:name="FOLIO"/>
+      <w:bookmarkEnd w:id="7"/>
       <w:r>
         <w:rPr>
           <w:rFonts w:ascii="Arial" w:hAnsi="Arial" w:cs="Arial"/>
@@ -11351,6 +11545,7 @@
         </w:rPr>
         <w:t>{{</w:t>
       </w:r>
+      <w:proofErr w:type="spellStart"/>
       <w:r>
         <w:rPr>
           <w:rFonts w:ascii="Arial" w:hAnsi="Arial" w:cs="Arial"/>
@@ -11360,6 +11555,7 @@
         </w:rPr>
         <w:t>F_OfPres</w:t>
       </w:r>
+      <w:proofErr w:type="spellEnd"/>
       <w:r>
         <w:rPr>
           <w:rFonts w:ascii="Arial" w:hAnsi="Arial" w:cs="Arial"/>
@@ -11403,7 +11599,7 @@
           <w:sz w:val="20"/>
           <w:szCs w:val="20"/>
         </w:rPr>
-        <w:t>/2025</w:t>
+        <w:t>/2026</w:t>
       </w:r>
     </w:p>
     <w:p>
@@ -11511,8 +11707,6 @@
         </w:rPr>
         <w:t>.</w:t>
       </w:r>
-      <w:bookmarkStart w:id="7" w:name="_GoBack"/>
-      <w:bookmarkEnd w:id="7"/>
     </w:p>
     <w:p>
       <w:pPr>
@@ -12314,6 +12508,7 @@
         </w:rPr>
         <w:t>{{</w:t>
       </w:r>
+      <w:proofErr w:type="spellStart"/>
       <w:r>
         <w:rPr>
           <w:rFonts w:ascii="Arial" w:hAnsi="Arial" w:cs="Arial"/>
@@ -12322,6 +12517,57 @@
         </w:rPr>
         <w:t>Funcion_Interino</w:t>
       </w:r>
+      <w:proofErr w:type="spellEnd"/>
+      <w:r>
+        <w:rPr>
+          <w:rFonts w:ascii="Arial" w:hAnsi="Arial" w:cs="Arial"/>
+          <w:sz w:val="20"/>
+          <w:szCs w:val="20"/>
+        </w:rPr>
+        <w:t>}}</w:t>
+      </w:r>
+      <w:r>
+        <w:rPr>
+          <w:rFonts w:ascii="Arial" w:hAnsi="Arial" w:cs="Arial"/>
+          <w:sz w:val="20"/>
+          <w:szCs w:val="20"/>
+        </w:rPr>
+        <w:t>.</w:t>
+      </w:r>
+      <w:r>
+        <w:rPr>
+          <w:rFonts w:ascii="Arial" w:hAnsi="Arial" w:cs="Arial"/>
+          <w:sz w:val="20"/>
+          <w:szCs w:val="20"/>
+        </w:rPr>
+        <w:t xml:space="preserve"> </w:t>
+      </w:r>
+      <w:r>
+        <w:rPr>
+          <w:rFonts w:ascii="Arial" w:hAnsi="Arial" w:cs="Arial"/>
+          <w:sz w:val="20"/>
+          <w:szCs w:val="20"/>
+        </w:rPr>
+        <w:t xml:space="preserve">Con un horario de </w:t>
+      </w:r>
+      <w:r>
+        <w:rPr>
+          <w:rFonts w:ascii="Arial" w:hAnsi="Arial" w:cs="Arial"/>
+          <w:sz w:val="20"/>
+          <w:szCs w:val="20"/>
+        </w:rPr>
+        <w:t>{{</w:t>
+      </w:r>
+      <w:proofErr w:type="spellStart"/>
+      <w:r>
+        <w:rPr>
+          <w:rFonts w:ascii="Arial" w:hAnsi="Arial" w:cs="Arial"/>
+          <w:sz w:val="20"/>
+          <w:szCs w:val="20"/>
+        </w:rPr>
+        <w:t>Horario_Turno</w:t>
+      </w:r>
+      <w:proofErr w:type="spellEnd"/>
       <w:r>
         <w:rPr>
           <w:rFonts w:ascii="Arial" w:hAnsi="Arial" w:cs="Arial"/>
@@ -12556,7 +12802,6 @@
         </w:rPr>
         <w:t>Efecto_4</w:t>
       </w:r>
-      <w:proofErr w:type="gramStart"/>
       <w:r>
         <w:rPr>
           <w:rFonts w:ascii="Arial" w:hAnsi="Arial" w:cs="Arial"/>
@@ -12589,16 +12834,7 @@
           <w:sz w:val="20"/>
           <w:szCs w:val="20"/>
         </w:rPr>
-        <w:t>EN</w:t>
-      </w:r>
-      <w:proofErr w:type="gramEnd"/>
-      <w:r>
-        <w:rPr>
-          <w:rFonts w:ascii="Arial" w:hAnsi="Arial" w:cs="Arial"/>
-          <w:sz w:val="20"/>
-          <w:szCs w:val="20"/>
-        </w:rPr>
-        <w:t xml:space="preserve"> LA TOMA DE POSESION DEBERA REGISTRAR   ESCUELA, GRADO Y GRUPO QUE ATENDERA.</w:t>
+        <w:t>EN LA TOMA DE POSESION DEBERA REGISTRAR   ESCUELA, GRADO Y GRUPO QUE ATENDERA.</w:t>
       </w:r>
     </w:p>
     <w:p>
@@ -12629,18 +12865,8 @@
           <w:sz w:val="20"/>
           <w:szCs w:val="20"/>
         </w:rPr>
-        <w:t xml:space="preserve">A T E N T A M E N T E </w:t>
-      </w:r>
-      <w:proofErr w:type="gramStart"/>
-      <w:r>
-        <w:rPr>
-          <w:rFonts w:ascii="Arial" w:hAnsi="Arial" w:cs="Arial"/>
-          <w:sz w:val="20"/>
-          <w:szCs w:val="20"/>
-        </w:rPr>
-        <w:t xml:space="preserve">  ,</w:t>
-      </w:r>
-      <w:proofErr w:type="gramEnd"/>
+        <w:t>A T E N T A M E N T E   ,</w:t>
+      </w:r>
       <w:r>
         <w:rPr>
           <w:rFonts w:ascii="Arial" w:hAnsi="Arial" w:cs="Arial"/>
@@ -12780,21 +13006,12 @@
           <w:szCs w:val="16"/>
         </w:rPr>
       </w:pPr>
-      <w:proofErr w:type="gramStart"/>
       <w:r>
         <w:rPr>
           <w:sz w:val="16"/>
           <w:szCs w:val="16"/>
         </w:rPr>
-        <w:t>c.c.p.:C.</w:t>
-      </w:r>
-      <w:proofErr w:type="gramEnd"/>
-      <w:r>
-        <w:rPr>
-          <w:sz w:val="16"/>
-          <w:szCs w:val="16"/>
-        </w:rPr>
-        <w:t xml:space="preserve"> </w:t>
+        <w:t xml:space="preserve">c.c.p.:C. </w:t>
       </w:r>
       <w:r>
         <w:rPr>
@@ -12853,7 +13070,6 @@
         </w:rPr>
         <w:t>P_Sup</w:t>
       </w:r>
-      <w:proofErr w:type="gramStart"/>
       <w:r>
         <w:rPr>
           <w:sz w:val="16"/>
@@ -12873,15 +13089,7 @@
           <w:sz w:val="16"/>
           <w:szCs w:val="16"/>
         </w:rPr>
-        <w:t>{</w:t>
-      </w:r>
-      <w:proofErr w:type="gramEnd"/>
-      <w:r>
-        <w:rPr>
-          <w:sz w:val="16"/>
-          <w:szCs w:val="16"/>
-        </w:rPr>
-        <w:t>{</w:t>
+        <w:t>{{</w:t>
       </w:r>
       <w:r>
         <w:rPr>
@@ -12919,7 +13127,6 @@
           <w:szCs w:val="16"/>
         </w:rPr>
       </w:pPr>
-      <w:proofErr w:type="gramStart"/>
       <w:r>
         <w:rPr>
           <w:sz w:val="16"/>
@@ -12927,7 +13134,6 @@
         </w:rPr>
         <w:t>c.c.p.:C.</w:t>
       </w:r>
-      <w:proofErr w:type="gramEnd"/>
       <w:r>
         <w:rPr>
           <w:sz w:val="16"/>
@@ -13057,7 +13263,7 @@
         </w:rPr>
       </w:pPr>
     </w:p>
-    <w:bookmarkEnd w:id="5"/>
+    <w:bookmarkEnd w:id="6"/>
     <w:p/>
     <w:p>
       <w:pPr>
@@ -14259,7 +14465,7 @@
               </wp:anchor>
             </w:drawing>
           </mc:Choice>
-          <mc:Fallback xmlns:cx1="http://schemas.microsoft.com/office/drawing/2015/9/8/chartex" xmlns:cx2="http://schemas.microsoft.com/office/drawing/2015/10/21/chartex" xmlns:cx3="http://schemas.microsoft.com/office/drawing/2016/5/9/chartex" xmlns:cx4="http://schemas.microsoft.com/office/drawing/2016/5/10/chartex" xmlns:cx5="http://schemas.microsoft.com/office/drawing/2016/5/11/chartex" xmlns:cx6="http://schemas.microsoft.com/office/drawing/2016/5/12/chartex" xmlns:cx7="http://schemas.microsoft.com/office/drawing/2016/5/13/chartex" xmlns:cx8="http://schemas.microsoft.com/office/drawing/2016/5/14/chartex" xmlns:aink="http://schemas.microsoft.com/office/drawing/2016/ink" xmlns:am3d="http://schemas.microsoft.com/office/drawing/2017/model3d" xmlns:oel="http://schemas.microsoft.com/office/2019/extlst" xmlns:w16cex="http://schemas.microsoft.com/office/word/2018/wordml/cex" xmlns:w16cid="http://schemas.microsoft.com/office/word/2016/wordml/cid" xmlns:w16="http://schemas.microsoft.com/office/word/2018/wordml" xmlns:w16du="http://schemas.microsoft.com/office/word/2023/wordml/word16du" xmlns:w16sdtdh="http://schemas.microsoft.com/office/word/2020/wordml/sdtdatahash">
+          <mc:Fallback xmlns:w16sdtdh="http://schemas.microsoft.com/office/word/2020/wordml/sdtdatahash" xmlns:w16du="http://schemas.microsoft.com/office/word/2023/wordml/word16du" xmlns:w16="http://schemas.microsoft.com/office/word/2018/wordml" xmlns:w16cid="http://schemas.microsoft.com/office/word/2016/wordml/cid" xmlns:w16cex="http://schemas.microsoft.com/office/word/2018/wordml/cex" xmlns:oel="http://schemas.microsoft.com/office/2019/extlst" xmlns:am3d="http://schemas.microsoft.com/office/drawing/2017/model3d" xmlns:aink="http://schemas.microsoft.com/office/drawing/2016/ink" xmlns:cx8="http://schemas.microsoft.com/office/drawing/2016/5/14/chartex" xmlns:cx7="http://schemas.microsoft.com/office/drawing/2016/5/13/chartex" xmlns:cx6="http://schemas.microsoft.com/office/drawing/2016/5/12/chartex" xmlns:cx5="http://schemas.microsoft.com/office/drawing/2016/5/11/chartex" xmlns:cx4="http://schemas.microsoft.com/office/drawing/2016/5/10/chartex" xmlns:cx3="http://schemas.microsoft.com/office/drawing/2016/5/9/chartex" xmlns:cx2="http://schemas.microsoft.com/office/drawing/2015/10/21/chartex" xmlns:cx1="http://schemas.microsoft.com/office/drawing/2015/9/8/chartex">
             <w:pict>
               <v:line w14:anchorId="3DB20B95" id="Conector recto 9" o:spid="_x0000_s1026" style="position:absolute;flip:y;z-index:251678720;visibility:visible;mso-wrap-style:square;mso-wrap-distance-left:9pt;mso-wrap-distance-top:0;mso-wrap-distance-right:9pt;mso-wrap-distance-bottom:0;mso-position-horizontal:absolute;mso-position-horizontal-relative:text;mso-position-vertical:absolute;mso-position-vertical-relative:text" from="504.35pt,11.2pt" to="618.35pt,11.95pt" o:gfxdata="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" strokecolor="black [3200]" strokeweight=".5pt">
                 <v:stroke joinstyle="miter"/>
@@ -14358,17 +14564,12 @@
       </w:pPr>
       <w:r>
         <w:rPr>
-          <w:rFonts w:ascii="Tahoma" w:hAnsi="Tahoma" w:cs="Tahoma"/>
-          <w:sz w:val="20"/>
-          <w:szCs w:val="20"/>
-        </w:rPr>
-        <w:t xml:space="preserve">       FIRMA DE RESPONSABLE </w:t>
-      </w:r>
-      <w:r>
-        <w:rPr>
-          <w:rFonts w:ascii="Tahoma" w:hAnsi="Tahoma" w:cs="Tahoma"/>
-        </w:rPr>
-        <w:t xml:space="preserve">                 </w:t>
+          <w:b/>
+          <w:sz w:val="16"/>
+          <w:szCs w:val="16"/>
+          <w:u w:val="single"/>
+        </w:rPr>
+        <w:t>JEFA DEL DEPARTAMENTO DE EDUCACION ESPECIAL</w:t>
       </w:r>
     </w:p>
     <w:p>
@@ -14506,7 +14707,7 @@
               <v:shape id="_x0000_i1025" type="#_x0000_t75" style="width:82.5pt;height:56.25pt">
                 <v:imagedata r:id="rId1" o:title=""/>
               </v:shape>
-              <o:OLEObject Type="Embed" ProgID="PBrush" ShapeID="_x0000_i1025" DrawAspect="Content" ObjectID="_1829799159" r:id="rId2"/>
+              <o:OLEObject Type="Embed" ProgID="PBrush" ShapeID="_x0000_i1025" DrawAspect="Content" ObjectID="_1850537592" r:id="rId2"/>
             </w:object>
           </w:r>
         </w:p>
@@ -14716,7 +14917,7 @@
         <w:noProof/>
         <w:sz w:val="16"/>
         <w:szCs w:val="16"/>
-        <w:lang w:val="en-US"/>
+        <w:lang w:val="en-US" w:eastAsia="en-US"/>
       </w:rPr>
       <w:drawing>
         <wp:anchor distT="0" distB="0" distL="114300" distR="114300" simplePos="0" relativeHeight="251670528" behindDoc="1" locked="0" layoutInCell="1" allowOverlap="1" wp14:anchorId="02A438FA" wp14:editId="6C88271A">
@@ -14817,7 +15018,7 @@
         <v:shape id="_x0000_s2049" type="#_x0000_t75" style="position:absolute;margin-left:-10.15pt;margin-top:-19.7pt;width:89.25pt;height:63.75pt;z-index:251666432;mso-wrap-style:tight">
           <v:imagedata r:id="rId1" o:title=""/>
         </v:shape>
-        <o:OLEObject Type="Embed" ProgID="PBrush" ShapeID="_x0000_s2049" DrawAspect="Content" ObjectID="_1829799160" r:id="rId2"/>
+        <o:OLEObject Type="Embed" ProgID="PBrush" ShapeID="_x0000_s2049" DrawAspect="Content" ObjectID="_1850537593" r:id="rId2"/>
       </w:object>
     </w:r>
   </w:p>
@@ -16199,7 +16400,7 @@
 </file>
 
 <file path=customXml/itemProps1.xml><?xml version="1.0" encoding="utf-8"?>
-<ds:datastoreItem xmlns:ds="http://schemas.openxmlformats.org/officeDocument/2006/customXml" ds:itemID="{FA1C63CE-EE98-42A0-A21D-504A8855A384}">
+<ds:datastoreItem xmlns:ds="http://schemas.openxmlformats.org/officeDocument/2006/customXml" ds:itemID="{DF1A3134-28D6-477A-AE3C-8FD52C419327}">
   <ds:schemaRefs>
     <ds:schemaRef ds:uri="http://schemas.openxmlformats.org/officeDocument/2006/bibliography"/>
   </ds:schemaRefs>
